--- a/CURRICULUM VITAE.docx
+++ b/CURRICULUM VITAE.docx
@@ -36,15 +36,6 @@
           </w:p>
           <w:p>
             <w:pPr>
-              <w:rPr>
-                <w:rFonts w:ascii="Calibri" w:hAnsi="Calibri" w:cs="Calibri"/>
-                <w:sz w:val="24"/>
-                <w:szCs w:val="24"/>
-              </w:rPr>
-            </w:pPr>
-          </w:p>
-          <w:p>
-            <w:pPr>
               <w:pStyle w:val="Heading3"/>
               <w:rPr>
                 <w:rFonts w:ascii="Calibri" w:hAnsi="Calibri" w:cs="Calibri"/>
@@ -98,14 +89,14 @@
             <w:pPr>
               <w:rPr>
                 <w:rFonts w:ascii="Calibri" w:hAnsi="Calibri" w:cs="Calibri"/>
-                <w:sz w:val="24"/>
-                <w:szCs w:val="24"/>
-              </w:rPr>
-            </w:pPr>
-            <w:r>
-              <w:rPr>
-                <w:rFonts w:ascii="Calibri" w:hAnsi="Calibri" w:cs="Calibri"/>
-                <w:sz w:val="24"/>
+                <w:sz w:val="28"/>
+                <w:szCs w:val="24"/>
+              </w:rPr>
+            </w:pPr>
+            <w:r>
+              <w:rPr>
+                <w:rFonts w:ascii="Calibri" w:hAnsi="Calibri" w:cs="Calibri"/>
+                <w:sz w:val="28"/>
                 <w:szCs w:val="24"/>
               </w:rPr>
               <w:t>+254 7</w:t>
@@ -113,10 +104,27 @@
             <w:r>
               <w:rPr>
                 <w:rFonts w:ascii="Calibri" w:hAnsi="Calibri" w:cs="Calibri"/>
-                <w:sz w:val="24"/>
+                <w:sz w:val="28"/>
                 <w:szCs w:val="24"/>
               </w:rPr>
               <w:t>90 863 446</w:t>
+            </w:r>
+          </w:p>
+          <w:p>
+            <w:pPr>
+              <w:rPr>
+                <w:rFonts w:ascii="Calibri" w:hAnsi="Calibri" w:cs="Calibri"/>
+                <w:sz w:val="28"/>
+                <w:szCs w:val="24"/>
+              </w:rPr>
+            </w:pPr>
+            <w:r>
+              <w:rPr>
+                <w:rFonts w:ascii="Calibri" w:hAnsi="Calibri" w:cs="Calibri"/>
+                <w:sz w:val="28"/>
+                <w:szCs w:val="24"/>
+              </w:rPr>
+              <w:t>+254 734 274 693</w:t>
             </w:r>
           </w:p>
           <w:p>
@@ -150,7 +158,7 @@
               <w:rPr>
                 <w:rStyle w:val="Hyperlink"/>
                 <w:rFonts w:ascii="Times New Roman" w:hAnsi="Times New Roman" w:cs="Times New Roman"/>
-                <w:sz w:val="36"/>
+                <w:sz w:val="40"/>
                 <w:szCs w:val="24"/>
               </w:rPr>
             </w:pPr>
@@ -159,7 +167,7 @@
                 <w:rPr>
                   <w:rStyle w:val="Hyperlink"/>
                   <w:rFonts w:ascii="Times New Roman" w:hAnsi="Times New Roman" w:cs="Times New Roman"/>
-                  <w:sz w:val="24"/>
+                  <w:sz w:val="28"/>
                 </w:rPr>
                 <w:t>benardndungu45@gmail.com</w:t>
               </w:r>
@@ -167,7 +175,7 @@
             <w:r>
               <w:rPr>
                 <w:rFonts w:ascii="Times New Roman" w:hAnsi="Times New Roman" w:cs="Times New Roman"/>
-                <w:sz w:val="24"/>
+                <w:sz w:val="28"/>
               </w:rPr>
               <w:t xml:space="preserve"> </w:t>
             </w:r>
@@ -542,16 +550,7 @@
                 <w:sz w:val="28"/>
                 <w:szCs w:val="24"/>
               </w:rPr>
-              <w:t>Name</w:t>
-            </w:r>
-            <w:r>
-              <w:rPr>
-                <w:rFonts w:ascii="Calibri" w:hAnsi="Calibri" w:cs="Calibri"/>
-                <w:b/>
-                <w:sz w:val="28"/>
-                <w:szCs w:val="24"/>
-              </w:rPr>
-              <w:t>:</w:t>
+              <w:t>Name:</w:t>
             </w:r>
             <w:r>
               <w:rPr>
@@ -719,6 +718,198 @@
                 <w:ilvl w:val="0"/>
                 <w:numId w:val="12"/>
               </w:numPr>
+              <w:rPr>
+                <w:rFonts w:ascii="Calibri" w:hAnsi="Calibri" w:cs="Calibri"/>
+                <w:sz w:val="28"/>
+                <w:szCs w:val="24"/>
+              </w:rPr>
+            </w:pPr>
+            <w:r>
+              <w:rPr>
+                <w:rFonts w:ascii="Calibri" w:hAnsi="Calibri" w:cs="Calibri"/>
+                <w:b/>
+                <w:sz w:val="28"/>
+                <w:szCs w:val="24"/>
+              </w:rPr>
+              <w:t>Name</w:t>
+            </w:r>
+            <w:r>
+              <w:rPr>
+                <w:rFonts w:ascii="Calibri" w:hAnsi="Calibri" w:cs="Calibri"/>
+                <w:sz w:val="28"/>
+                <w:szCs w:val="24"/>
+              </w:rPr>
+              <w:t xml:space="preserve">: </w:t>
+            </w:r>
+            <w:r>
+              <w:rPr>
+                <w:rFonts w:ascii="Calibri" w:hAnsi="Calibri" w:cs="Calibri"/>
+                <w:sz w:val="28"/>
+                <w:szCs w:val="24"/>
+              </w:rPr>
+              <w:t xml:space="preserve">Madam </w:t>
+            </w:r>
+            <w:r>
+              <w:rPr>
+                <w:rFonts w:ascii="Calibri" w:hAnsi="Calibri" w:cs="Calibri"/>
+                <w:sz w:val="28"/>
+                <w:szCs w:val="24"/>
+              </w:rPr>
+              <w:t>Jos</w:t>
+            </w:r>
+            <w:bookmarkStart w:id="0" w:name="_GoBack"/>
+            <w:bookmarkEnd w:id="0"/>
+            <w:r>
+              <w:rPr>
+                <w:rFonts w:ascii="Calibri" w:hAnsi="Calibri" w:cs="Calibri"/>
+                <w:sz w:val="28"/>
+                <w:szCs w:val="24"/>
+              </w:rPr>
+              <w:t xml:space="preserve">phine </w:t>
+            </w:r>
+            <w:proofErr w:type="spellStart"/>
+            <w:r>
+              <w:rPr>
+                <w:rFonts w:ascii="Calibri" w:hAnsi="Calibri" w:cs="Calibri"/>
+                <w:sz w:val="28"/>
+                <w:szCs w:val="24"/>
+              </w:rPr>
+              <w:t>Nyambura</w:t>
+            </w:r>
+            <w:proofErr w:type="spellEnd"/>
+          </w:p>
+          <w:p>
+            <w:pPr>
+              <w:pStyle w:val="ListParagraph"/>
+              <w:ind w:left="360"/>
+              <w:rPr>
+                <w:rFonts w:ascii="Calibri" w:hAnsi="Calibri" w:cs="Calibri"/>
+                <w:sz w:val="28"/>
+                <w:szCs w:val="24"/>
+              </w:rPr>
+            </w:pPr>
+            <w:r>
+              <w:rPr>
+                <w:rFonts w:ascii="Calibri" w:hAnsi="Calibri" w:cs="Calibri"/>
+                <w:sz w:val="28"/>
+                <w:szCs w:val="24"/>
+              </w:rPr>
+              <w:t>Phone: +254 718 451 751</w:t>
+            </w:r>
+          </w:p>
+          <w:p>
+            <w:pPr>
+              <w:pStyle w:val="ListParagraph"/>
+              <w:ind w:left="360"/>
+              <w:rPr>
+                <w:rFonts w:ascii="Calibri" w:hAnsi="Calibri" w:cs="Calibri"/>
+                <w:sz w:val="28"/>
+                <w:szCs w:val="24"/>
+              </w:rPr>
+            </w:pPr>
+            <w:r>
+              <w:rPr>
+                <w:rFonts w:ascii="Calibri" w:hAnsi="Calibri" w:cs="Calibri"/>
+                <w:sz w:val="28"/>
+                <w:szCs w:val="24"/>
+              </w:rPr>
+              <w:t>Email:</w:t>
+            </w:r>
+            <w:r>
+              <w:rPr>
+                <w:rFonts w:ascii="Calibri" w:hAnsi="Calibri" w:cs="Calibri"/>
+                <w:sz w:val="28"/>
+                <w:szCs w:val="24"/>
+              </w:rPr>
+              <w:t xml:space="preserve"> </w:t>
+            </w:r>
+            <w:hyperlink r:id="rId13" w:history="1">
+              <w:r>
+                <w:rPr>
+                  <w:rStyle w:val="Hyperlink"/>
+                  <w:rFonts w:ascii="Calibri" w:hAnsi="Calibri" w:cs="Calibri"/>
+                  <w:sz w:val="24"/>
+                  <w:szCs w:val="24"/>
+                </w:rPr>
+                <w:t>josphinewaweru1@gmail.com</w:t>
+              </w:r>
+            </w:hyperlink>
+            <w:r>
+              <w:rPr>
+                <w:rFonts w:ascii="Calibri" w:hAnsi="Calibri" w:cs="Calibri"/>
+                <w:sz w:val="24"/>
+                <w:szCs w:val="24"/>
+              </w:rPr>
+              <w:t xml:space="preserve"> </w:t>
+            </w:r>
+          </w:p>
+          <w:p>
+            <w:pPr>
+              <w:pStyle w:val="ListParagraph"/>
+              <w:ind w:left="360"/>
+              <w:rPr>
+                <w:rFonts w:ascii="Calibri" w:hAnsi="Calibri" w:cs="Calibri"/>
+                <w:sz w:val="28"/>
+                <w:szCs w:val="24"/>
+              </w:rPr>
+            </w:pPr>
+            <w:r>
+              <w:rPr>
+                <w:rFonts w:ascii="Calibri" w:hAnsi="Calibri" w:cs="Calibri"/>
+                <w:sz w:val="28"/>
+                <w:szCs w:val="24"/>
+              </w:rPr>
+              <w:t>Designation: Police officer</w:t>
+            </w:r>
+          </w:p>
+          <w:p>
+            <w:pPr>
+              <w:pStyle w:val="ListParagraph"/>
+              <w:ind w:left="360"/>
+              <w:rPr>
+                <w:rFonts w:ascii="Calibri" w:hAnsi="Calibri" w:cs="Calibri"/>
+                <w:sz w:val="28"/>
+                <w:szCs w:val="24"/>
+              </w:rPr>
+            </w:pPr>
+            <w:r>
+              <w:rPr>
+                <w:rFonts w:ascii="Calibri" w:hAnsi="Calibri" w:cs="Calibri"/>
+                <w:sz w:val="28"/>
+                <w:szCs w:val="24"/>
+              </w:rPr>
+              <w:t xml:space="preserve">Organization: National Police Service </w:t>
+            </w:r>
+          </w:p>
+          <w:p>
+            <w:pPr>
+              <w:pStyle w:val="ListParagraph"/>
+              <w:ind w:left="360"/>
+              <w:rPr>
+                <w:rFonts w:ascii="Calibri" w:hAnsi="Calibri" w:cs="Calibri"/>
+                <w:sz w:val="24"/>
+                <w:szCs w:val="24"/>
+              </w:rPr>
+            </w:pPr>
+          </w:p>
+          <w:p>
+            <w:pPr>
+              <w:pStyle w:val="ListParagraph"/>
+              <w:ind w:left="360"/>
+              <w:rPr>
+                <w:rFonts w:ascii="Calibri" w:hAnsi="Calibri" w:cs="Calibri"/>
+                <w:sz w:val="24"/>
+                <w:szCs w:val="24"/>
+              </w:rPr>
+            </w:pPr>
+          </w:p>
+          <w:p>
+            <w:pPr>
+              <w:pStyle w:val="ListParagraph"/>
+              <w:numPr>
+                <w:ilvl w:val="0"/>
+                <w:numId w:val="12"/>
+              </w:numPr>
               <w:spacing w:before="80" w:after="20"/>
               <w:rPr>
                 <w:sz w:val="32"/>
@@ -729,12 +920,21 @@
                 <w:rFonts w:ascii="Calibri" w:eastAsia="Calibri" w:hAnsi="Calibri" w:cs="Calibri"/>
                 <w:b/>
                 <w:bCs/>
+                <w:sz w:val="28"/>
+                <w:szCs w:val="20"/>
+              </w:rPr>
+              <w:t xml:space="preserve">Name: </w:t>
+            </w:r>
+            <w:r>
+              <w:rPr>
+                <w:rFonts w:ascii="Calibri" w:eastAsia="Calibri" w:hAnsi="Calibri" w:cs="Calibri"/>
                 <w:color w:val="3D3B39"/>
                 <w:sz w:val="28"/>
                 <w:szCs w:val="20"/>
               </w:rPr>
-              <w:t xml:space="preserve">Name: </w:t>
-            </w:r>
+              <w:t xml:space="preserve">Madam </w:t>
+            </w:r>
+            <w:proofErr w:type="spellStart"/>
             <w:r>
               <w:rPr>
                 <w:rFonts w:ascii="Calibri" w:eastAsia="Calibri" w:hAnsi="Calibri" w:cs="Calibri"/>
@@ -742,9 +942,9 @@
                 <w:sz w:val="28"/>
                 <w:szCs w:val="20"/>
               </w:rPr>
-              <w:t xml:space="preserve">Madam </w:t>
-            </w:r>
-            <w:proofErr w:type="spellStart"/>
+              <w:t>Damaries</w:t>
+            </w:r>
+            <w:proofErr w:type="spellEnd"/>
             <w:r>
               <w:rPr>
                 <w:rFonts w:ascii="Calibri" w:eastAsia="Calibri" w:hAnsi="Calibri" w:cs="Calibri"/>
@@ -752,9 +952,8 @@
                 <w:sz w:val="28"/>
                 <w:szCs w:val="20"/>
               </w:rPr>
-              <w:t>Damaries</w:t>
-            </w:r>
-            <w:proofErr w:type="spellEnd"/>
+              <w:t xml:space="preserve"> </w:t>
+            </w:r>
           </w:p>
           <w:p>
             <w:pPr>
@@ -768,10 +967,28 @@
               <w:rPr>
                 <w:rFonts w:ascii="Calibri" w:eastAsia="Calibri" w:hAnsi="Calibri" w:cs="Calibri"/>
                 <w:color w:val="3D3B39"/>
-                <w:sz w:val="24"/>
+                <w:sz w:val="28"/>
                 <w:szCs w:val="19"/>
               </w:rPr>
-              <w:t>Phone: +254 725 761 306</w:t>
+              <w:t>Phone</w:t>
+            </w:r>
+            <w:r>
+              <w:rPr>
+                <w:rFonts w:ascii="Calibri" w:eastAsia="Calibri" w:hAnsi="Calibri" w:cs="Calibri"/>
+                <w:color w:val="3D3B39"/>
+                <w:sz w:val="24"/>
+                <w:szCs w:val="19"/>
+              </w:rPr>
+              <w:t xml:space="preserve">: </w:t>
+            </w:r>
+            <w:r>
+              <w:rPr>
+                <w:rFonts w:ascii="Calibri" w:eastAsia="Calibri" w:hAnsi="Calibri" w:cs="Calibri"/>
+                <w:color w:val="3D3B39"/>
+                <w:sz w:val="28"/>
+                <w:szCs w:val="19"/>
+              </w:rPr>
+              <w:t>+254 725 761 306</w:t>
             </w:r>
           </w:p>
           <w:p>
@@ -786,12 +1003,21 @@
               <w:rPr>
                 <w:rFonts w:ascii="Calibri" w:eastAsia="Calibri" w:hAnsi="Calibri" w:cs="Calibri"/>
                 <w:color w:val="3D3B39"/>
-                <w:sz w:val="24"/>
+                <w:sz w:val="28"/>
                 <w:szCs w:val="19"/>
               </w:rPr>
-              <w:t xml:space="preserve">Email: </w:t>
-            </w:r>
-            <w:hyperlink r:id="rId13" w:history="1">
+              <w:t>Email</w:t>
+            </w:r>
+            <w:r>
+              <w:rPr>
+                <w:rFonts w:ascii="Calibri" w:eastAsia="Calibri" w:hAnsi="Calibri" w:cs="Calibri"/>
+                <w:color w:val="3D3B39"/>
+                <w:sz w:val="24"/>
+                <w:szCs w:val="19"/>
+              </w:rPr>
+              <w:t xml:space="preserve">: </w:t>
+            </w:r>
+            <w:hyperlink r:id="rId14" w:history="1">
               <w:r>
                 <w:rPr>
                   <w:rStyle w:val="Hyperlink"/>
@@ -824,10 +1050,28 @@
               <w:rPr>
                 <w:rFonts w:ascii="Calibri" w:eastAsia="Calibri" w:hAnsi="Calibri" w:cs="Calibri"/>
                 <w:color w:val="3D3B39"/>
-                <w:sz w:val="24"/>
+                <w:sz w:val="28"/>
                 <w:szCs w:val="19"/>
               </w:rPr>
-              <w:t>Designation: HOD - Computer Science</w:t>
+              <w:t>Designation</w:t>
+            </w:r>
+            <w:r>
+              <w:rPr>
+                <w:rFonts w:ascii="Calibri" w:eastAsia="Calibri" w:hAnsi="Calibri" w:cs="Calibri"/>
+                <w:color w:val="3D3B39"/>
+                <w:sz w:val="24"/>
+                <w:szCs w:val="19"/>
+              </w:rPr>
+              <w:t xml:space="preserve">: </w:t>
+            </w:r>
+            <w:r>
+              <w:rPr>
+                <w:rFonts w:ascii="Calibri" w:eastAsia="Calibri" w:hAnsi="Calibri" w:cs="Calibri"/>
+                <w:color w:val="3D3B39"/>
+                <w:sz w:val="28"/>
+                <w:szCs w:val="19"/>
+              </w:rPr>
+              <w:t>HOD - Computer Science</w:t>
             </w:r>
           </w:p>
           <w:p>
@@ -835,52 +1079,41 @@
               <w:spacing w:after="30"/>
               <w:ind w:left="360"/>
               <w:rPr>
-                <w:sz w:val="24"/>
+                <w:sz w:val="28"/>
               </w:rPr>
             </w:pPr>
             <w:r>
               <w:rPr>
                 <w:rFonts w:ascii="Calibri" w:eastAsia="Calibri" w:hAnsi="Calibri" w:cs="Calibri"/>
                 <w:color w:val="3D3B39"/>
-                <w:sz w:val="24"/>
+                <w:sz w:val="28"/>
                 <w:szCs w:val="19"/>
               </w:rPr>
-              <w:t>Organization: NIBS Technical College</w:t>
-            </w:r>
-          </w:p>
-          <w:p>
-            <w:pPr>
-              <w:rPr>
-                <w:rFonts w:ascii="Calibri" w:hAnsi="Calibri" w:cs="Calibri"/>
-                <w:sz w:val="24"/>
-                <w:szCs w:val="24"/>
-              </w:rPr>
-            </w:pPr>
+              <w:t>Organization</w:t>
+            </w:r>
+            <w:r>
+              <w:rPr>
+                <w:rFonts w:ascii="Calibri" w:eastAsia="Calibri" w:hAnsi="Calibri" w:cs="Calibri"/>
+                <w:color w:val="3D3B39"/>
+                <w:sz w:val="24"/>
+                <w:szCs w:val="19"/>
+              </w:rPr>
+              <w:t xml:space="preserve">: </w:t>
+            </w:r>
+            <w:r>
+              <w:rPr>
+                <w:rFonts w:ascii="Calibri" w:eastAsia="Calibri" w:hAnsi="Calibri" w:cs="Calibri"/>
+                <w:color w:val="3D3B39"/>
+                <w:sz w:val="28"/>
+                <w:szCs w:val="19"/>
+              </w:rPr>
+              <w:t>NIBS Technical College</w:t>
+            </w:r>
           </w:p>
           <w:p>
             <w:pPr>
               <w:pStyle w:val="ListParagraph"/>
-              <w:numPr>
-                <w:ilvl w:val="0"/>
-                <w:numId w:val="12"/>
-              </w:numPr>
-              <w:rPr>
-                <w:rFonts w:ascii="Calibri" w:hAnsi="Calibri" w:cs="Calibri"/>
-                <w:sz w:val="24"/>
-                <w:szCs w:val="24"/>
-              </w:rPr>
-            </w:pPr>
-            <w:r>
-              <w:rPr>
-                <w:rFonts w:ascii="Calibri" w:hAnsi="Calibri" w:cs="Calibri"/>
-                <w:sz w:val="24"/>
-                <w:szCs w:val="24"/>
-              </w:rPr>
-              <w:t xml:space="preserve">Name: </w:t>
-            </w:r>
-          </w:p>
-          <w:p>
-            <w:pPr>
+              <w:ind w:left="360"/>
               <w:rPr>
                 <w:rFonts w:ascii="Calibri" w:hAnsi="Calibri" w:cs="Calibri"/>
                 <w:sz w:val="24"/>
@@ -1226,16 +1459,7 @@
                 <w:iCs/>
                 <w:sz w:val="22"/>
               </w:rPr>
-              <w:t xml:space="preserve">St. Charles Lwanga </w:t>
-            </w:r>
-            <w:r>
-              <w:rPr>
-                <w:rFonts w:ascii="Calibri" w:eastAsia="Calibri" w:hAnsi="Calibri" w:cs="Calibri"/>
-                <w:i/>
-                <w:iCs/>
-                <w:sz w:val="22"/>
-              </w:rPr>
-              <w:t>Secondary School</w:t>
+              <w:t>St. Charles Lwanga Secondary School</w:t>
             </w:r>
           </w:p>
           <w:p>
@@ -1707,8 +1931,6 @@
               </w:rPr>
               <w:t>.</w:t>
             </w:r>
-            <w:bookmarkStart w:id="0" w:name="_GoBack"/>
-            <w:bookmarkEnd w:id="0"/>
           </w:p>
           <w:p>
             <w:pPr>
@@ -2043,42 +2265,16 @@
           </w:p>
           <w:p>
             <w:pPr>
-              <w:pStyle w:val="Heading4"/>
-              <w:rPr>
-                <w:rFonts w:ascii="Calibri" w:hAnsi="Calibri" w:cs="Calibri"/>
-                <w:sz w:val="24"/>
-                <w:szCs w:val="24"/>
-              </w:rPr>
-            </w:pPr>
-            <w:r>
-              <w:rPr>
-                <w:rFonts w:ascii="Calibri" w:hAnsi="Calibri" w:cs="Calibri"/>
-                <w:sz w:val="24"/>
-                <w:szCs w:val="24"/>
-              </w:rPr>
-              <w:pict>
-                <v:rect id="1027" o:spid="_x0000_i1039" style="width:0;height:1.5pt;visibility:visible;mso-wrap-distance-left:0;mso-wrap-distance-right:0" o:hralign="center" o:hrstd="t" o:hr="t" fillcolor="#a0a0a0" stroked="f"/>
-              </w:pict>
-            </w:r>
-          </w:p>
-          <w:p>
-            <w:pPr>
-              <w:pStyle w:val="Heading4"/>
-              <w:rPr>
-                <w:rFonts w:ascii="Calibri" w:hAnsi="Calibri" w:cs="Calibri"/>
-                <w:bCs/>
+              <w:pStyle w:val="Heading2"/>
+              <w:rPr>
                 <w:color w:val="7030A0"/>
                 <w:sz w:val="24"/>
-                <w:szCs w:val="24"/>
-              </w:rPr>
-            </w:pPr>
-            <w:r>
-              <w:rPr>
-                <w:rFonts w:ascii="Calibri" w:hAnsi="Calibri" w:cs="Calibri"/>
-                <w:bCs/>
+              </w:rPr>
+            </w:pPr>
+            <w:r>
+              <w:rPr>
                 <w:color w:val="7030A0"/>
                 <w:sz w:val="24"/>
-                <w:szCs w:val="24"/>
               </w:rPr>
               <w:t>LANGUAGES</w:t>
             </w:r>
@@ -2132,17 +2328,7 @@
                 <w:sz w:val="24"/>
                 <w:szCs w:val="24"/>
               </w:rPr>
-              <w:t xml:space="preserve">Kiswahili – </w:t>
-            </w:r>
-            <w:r>
-              <w:rPr>
-                <w:rFonts w:ascii="Calibri" w:hAnsi="Calibri" w:cs="Calibri"/>
-                <w:b w:val="0"/>
-                <w:bCs/>
-                <w:sz w:val="24"/>
-                <w:szCs w:val="24"/>
-              </w:rPr>
-              <w:t>Fluent</w:t>
+              <w:t>Kiswahili – Fluent</w:t>
             </w:r>
           </w:p>
           <w:p>
@@ -2236,7 +2422,7 @@
       </w:r>
     </w:p>
     <w:sectPr>
-      <w:headerReference w:type="default" r:id="rId14"/>
+      <w:headerReference w:type="default" r:id="rId15"/>
       <w:pgSz w:w="12240" w:h="15840"/>
       <w:pgMar w:top="720" w:right="720" w:bottom="720" w:left="720" w:header="720" w:footer="720" w:gutter="0"/>
       <w:cols w:space="720"/>
@@ -2373,6 +2559,1061 @@
 <file path=word/numbering.xml><?xml version="1.0" encoding="utf-8"?>
 <w:numbering xmlns:wpc="http://schemas.microsoft.com/office/word/2010/wordprocessingCanvas" xmlns:cx="http://schemas.microsoft.com/office/drawing/2014/chartex" xmlns:mc="http://schemas.openxmlformats.org/markup-compatibility/2006" xmlns:o="urn:schemas-microsoft-com:office:office" xmlns:r="http://schemas.openxmlformats.org/officeDocument/2006/relationships" xmlns:m="http://schemas.openxmlformats.org/officeDocument/2006/math" xmlns:v="urn:schemas-microsoft-com:vml" xmlns:wp14="http://schemas.microsoft.com/office/word/2010/wordprocessingDrawing" xmlns:wp="http://schemas.openxmlformats.org/drawingml/2006/wordprocessingDrawing" xmlns:w10="urn:schemas-microsoft-com:office:word" xmlns:w="http://schemas.openxmlformats.org/wordprocessingml/2006/main" xmlns:w14="http://schemas.microsoft.com/office/word/2010/wordml" xmlns:w15="http://schemas.microsoft.com/office/word/2012/wordml" xmlns:w16se="http://schemas.microsoft.com/office/word/2015/wordml/symex" xmlns:wpg="http://schemas.microsoft.com/office/word/2010/wordprocessingGroup" xmlns:wpi="http://schemas.microsoft.com/office/word/2010/wordprocessingInk" xmlns:wne="http://schemas.microsoft.com/office/word/2006/wordml" xmlns:wps="http://schemas.microsoft.com/office/word/2010/wordprocessingShape" mc:Ignorable="w14 w15 w16se wp14">
   <w:abstractNum w:abstractNumId="0" w15:restartNumberingAfterBreak="0">
+    <w:nsid w:val="00000001"/>
+    <w:multiLevelType w:val="multilevel"/>
+    <w:tmpl w:val="D4D817BE"/>
+    <w:lvl w:ilvl="0">
+      <w:start w:val="1"/>
+      <w:numFmt w:val="bullet"/>
+      <w:lvlText w:val=""/>
+      <w:lvlJc w:val="left"/>
+      <w:pPr>
+        <w:tabs>
+          <w:tab w:val="left" w:pos="720"/>
+        </w:tabs>
+        <w:ind w:left="720" w:hanging="360"/>
+      </w:pPr>
+      <w:rPr>
+        <w:rFonts w:ascii="Symbol" w:hAnsi="Symbol" w:hint="default"/>
+        <w:sz w:val="20"/>
+      </w:rPr>
+    </w:lvl>
+    <w:lvl w:ilvl="1" w:tentative="1">
+      <w:start w:val="1"/>
+      <w:numFmt w:val="bullet"/>
+      <w:lvlText w:val="o"/>
+      <w:lvlJc w:val="left"/>
+      <w:pPr>
+        <w:tabs>
+          <w:tab w:val="left" w:pos="1440"/>
+        </w:tabs>
+        <w:ind w:left="1440" w:hanging="360"/>
+      </w:pPr>
+      <w:rPr>
+        <w:rFonts w:ascii="Courier New" w:hAnsi="Courier New" w:hint="default"/>
+        <w:sz w:val="20"/>
+      </w:rPr>
+    </w:lvl>
+    <w:lvl w:ilvl="2" w:tentative="1">
+      <w:start w:val="1"/>
+      <w:numFmt w:val="bullet"/>
+      <w:lvlText w:val=""/>
+      <w:lvlJc w:val="left"/>
+      <w:pPr>
+        <w:tabs>
+          <w:tab w:val="left" w:pos="2160"/>
+        </w:tabs>
+        <w:ind w:left="2160" w:hanging="360"/>
+      </w:pPr>
+      <w:rPr>
+        <w:rFonts w:ascii="Wingdings" w:hAnsi="Wingdings" w:hint="default"/>
+        <w:sz w:val="20"/>
+      </w:rPr>
+    </w:lvl>
+    <w:lvl w:ilvl="3" w:tentative="1">
+      <w:start w:val="1"/>
+      <w:numFmt w:val="bullet"/>
+      <w:lvlText w:val=""/>
+      <w:lvlJc w:val="left"/>
+      <w:pPr>
+        <w:tabs>
+          <w:tab w:val="left" w:pos="2880"/>
+        </w:tabs>
+        <w:ind w:left="2880" w:hanging="360"/>
+      </w:pPr>
+      <w:rPr>
+        <w:rFonts w:ascii="Wingdings" w:hAnsi="Wingdings" w:hint="default"/>
+        <w:sz w:val="20"/>
+      </w:rPr>
+    </w:lvl>
+    <w:lvl w:ilvl="4" w:tentative="1">
+      <w:start w:val="1"/>
+      <w:numFmt w:val="bullet"/>
+      <w:lvlText w:val=""/>
+      <w:lvlJc w:val="left"/>
+      <w:pPr>
+        <w:tabs>
+          <w:tab w:val="left" w:pos="3600"/>
+        </w:tabs>
+        <w:ind w:left="3600" w:hanging="360"/>
+      </w:pPr>
+      <w:rPr>
+        <w:rFonts w:ascii="Wingdings" w:hAnsi="Wingdings" w:hint="default"/>
+        <w:sz w:val="20"/>
+      </w:rPr>
+    </w:lvl>
+    <w:lvl w:ilvl="5" w:tentative="1">
+      <w:start w:val="1"/>
+      <w:numFmt w:val="bullet"/>
+      <w:lvlText w:val=""/>
+      <w:lvlJc w:val="left"/>
+      <w:pPr>
+        <w:tabs>
+          <w:tab w:val="left" w:pos="4320"/>
+        </w:tabs>
+        <w:ind w:left="4320" w:hanging="360"/>
+      </w:pPr>
+      <w:rPr>
+        <w:rFonts w:ascii="Wingdings" w:hAnsi="Wingdings" w:hint="default"/>
+        <w:sz w:val="20"/>
+      </w:rPr>
+    </w:lvl>
+    <w:lvl w:ilvl="6" w:tentative="1">
+      <w:start w:val="1"/>
+      <w:numFmt w:val="bullet"/>
+      <w:lvlText w:val=""/>
+      <w:lvlJc w:val="left"/>
+      <w:pPr>
+        <w:tabs>
+          <w:tab w:val="left" w:pos="5040"/>
+        </w:tabs>
+        <w:ind w:left="5040" w:hanging="360"/>
+      </w:pPr>
+      <w:rPr>
+        <w:rFonts w:ascii="Wingdings" w:hAnsi="Wingdings" w:hint="default"/>
+        <w:sz w:val="20"/>
+      </w:rPr>
+    </w:lvl>
+    <w:lvl w:ilvl="7" w:tentative="1">
+      <w:start w:val="1"/>
+      <w:numFmt w:val="bullet"/>
+      <w:lvlText w:val=""/>
+      <w:lvlJc w:val="left"/>
+      <w:pPr>
+        <w:tabs>
+          <w:tab w:val="left" w:pos="5760"/>
+        </w:tabs>
+        <w:ind w:left="5760" w:hanging="360"/>
+      </w:pPr>
+      <w:rPr>
+        <w:rFonts w:ascii="Wingdings" w:hAnsi="Wingdings" w:hint="default"/>
+        <w:sz w:val="20"/>
+      </w:rPr>
+    </w:lvl>
+    <w:lvl w:ilvl="8" w:tentative="1">
+      <w:start w:val="1"/>
+      <w:numFmt w:val="bullet"/>
+      <w:lvlText w:val=""/>
+      <w:lvlJc w:val="left"/>
+      <w:pPr>
+        <w:tabs>
+          <w:tab w:val="left" w:pos="6480"/>
+        </w:tabs>
+        <w:ind w:left="6480" w:hanging="360"/>
+      </w:pPr>
+      <w:rPr>
+        <w:rFonts w:ascii="Wingdings" w:hAnsi="Wingdings" w:hint="default"/>
+        <w:sz w:val="20"/>
+      </w:rPr>
+    </w:lvl>
+  </w:abstractNum>
+  <w:abstractNum w:abstractNumId="1" w15:restartNumberingAfterBreak="0">
+    <w:nsid w:val="00000002"/>
+    <w:multiLevelType w:val="hybridMultilevel"/>
+    <w:tmpl w:val="9C1EA92E"/>
+    <w:lvl w:ilvl="0" w:tplc="E2568F6A">
+      <w:start w:val="1"/>
+      <w:numFmt w:val="bullet"/>
+      <w:lvlText w:val=""/>
+      <w:lvlJc w:val="left"/>
+      <w:pPr>
+        <w:ind w:left="720" w:hanging="360"/>
+      </w:pPr>
+      <w:rPr>
+        <w:rFonts w:ascii="Symbol" w:hAnsi="Symbol" w:hint="default"/>
+        <w:color w:val="auto"/>
+      </w:rPr>
+    </w:lvl>
+    <w:lvl w:ilvl="1" w:tplc="04090003" w:tentative="1">
+      <w:start w:val="1"/>
+      <w:numFmt w:val="bullet"/>
+      <w:lvlText w:val="o"/>
+      <w:lvlJc w:val="left"/>
+      <w:pPr>
+        <w:ind w:left="1440" w:hanging="360"/>
+      </w:pPr>
+      <w:rPr>
+        <w:rFonts w:ascii="Courier New" w:hAnsi="Courier New" w:cs="Courier New" w:hint="default"/>
+      </w:rPr>
+    </w:lvl>
+    <w:lvl w:ilvl="2" w:tplc="04090005" w:tentative="1">
+      <w:start w:val="1"/>
+      <w:numFmt w:val="bullet"/>
+      <w:lvlText w:val=""/>
+      <w:lvlJc w:val="left"/>
+      <w:pPr>
+        <w:ind w:left="2160" w:hanging="360"/>
+      </w:pPr>
+      <w:rPr>
+        <w:rFonts w:ascii="Wingdings" w:hAnsi="Wingdings" w:hint="default"/>
+      </w:rPr>
+    </w:lvl>
+    <w:lvl w:ilvl="3" w:tplc="04090001" w:tentative="1">
+      <w:start w:val="1"/>
+      <w:numFmt w:val="bullet"/>
+      <w:lvlText w:val=""/>
+      <w:lvlJc w:val="left"/>
+      <w:pPr>
+        <w:ind w:left="2880" w:hanging="360"/>
+      </w:pPr>
+      <w:rPr>
+        <w:rFonts w:ascii="Symbol" w:hAnsi="Symbol" w:hint="default"/>
+      </w:rPr>
+    </w:lvl>
+    <w:lvl w:ilvl="4" w:tplc="04090003" w:tentative="1">
+      <w:start w:val="1"/>
+      <w:numFmt w:val="bullet"/>
+      <w:lvlText w:val="o"/>
+      <w:lvlJc w:val="left"/>
+      <w:pPr>
+        <w:ind w:left="3600" w:hanging="360"/>
+      </w:pPr>
+      <w:rPr>
+        <w:rFonts w:ascii="Courier New" w:hAnsi="Courier New" w:cs="Courier New" w:hint="default"/>
+      </w:rPr>
+    </w:lvl>
+    <w:lvl w:ilvl="5" w:tplc="04090005" w:tentative="1">
+      <w:start w:val="1"/>
+      <w:numFmt w:val="bullet"/>
+      <w:lvlText w:val=""/>
+      <w:lvlJc w:val="left"/>
+      <w:pPr>
+        <w:ind w:left="4320" w:hanging="360"/>
+      </w:pPr>
+      <w:rPr>
+        <w:rFonts w:ascii="Wingdings" w:hAnsi="Wingdings" w:hint="default"/>
+      </w:rPr>
+    </w:lvl>
+    <w:lvl w:ilvl="6" w:tplc="04090001" w:tentative="1">
+      <w:start w:val="1"/>
+      <w:numFmt w:val="bullet"/>
+      <w:lvlText w:val=""/>
+      <w:lvlJc w:val="left"/>
+      <w:pPr>
+        <w:ind w:left="5040" w:hanging="360"/>
+      </w:pPr>
+      <w:rPr>
+        <w:rFonts w:ascii="Symbol" w:hAnsi="Symbol" w:hint="default"/>
+      </w:rPr>
+    </w:lvl>
+    <w:lvl w:ilvl="7" w:tplc="04090003" w:tentative="1">
+      <w:start w:val="1"/>
+      <w:numFmt w:val="bullet"/>
+      <w:lvlText w:val="o"/>
+      <w:lvlJc w:val="left"/>
+      <w:pPr>
+        <w:ind w:left="5760" w:hanging="360"/>
+      </w:pPr>
+      <w:rPr>
+        <w:rFonts w:ascii="Courier New" w:hAnsi="Courier New" w:cs="Courier New" w:hint="default"/>
+      </w:rPr>
+    </w:lvl>
+    <w:lvl w:ilvl="8" w:tplc="04090005" w:tentative="1">
+      <w:start w:val="1"/>
+      <w:numFmt w:val="bullet"/>
+      <w:lvlText w:val=""/>
+      <w:lvlJc w:val="left"/>
+      <w:pPr>
+        <w:ind w:left="6480" w:hanging="360"/>
+      </w:pPr>
+      <w:rPr>
+        <w:rFonts w:ascii="Wingdings" w:hAnsi="Wingdings" w:hint="default"/>
+      </w:rPr>
+    </w:lvl>
+  </w:abstractNum>
+  <w:abstractNum w:abstractNumId="2" w15:restartNumberingAfterBreak="0">
+    <w:nsid w:val="00000003"/>
+    <w:multiLevelType w:val="multilevel"/>
+    <w:tmpl w:val="06BA8794"/>
+    <w:lvl w:ilvl="0">
+      <w:start w:val="1"/>
+      <w:numFmt w:val="bullet"/>
+      <w:lvlText w:val=""/>
+      <w:lvlJc w:val="left"/>
+      <w:pPr>
+        <w:tabs>
+          <w:tab w:val="left" w:pos="720"/>
+        </w:tabs>
+        <w:ind w:left="720" w:hanging="360"/>
+      </w:pPr>
+      <w:rPr>
+        <w:rFonts w:ascii="Symbol" w:hAnsi="Symbol" w:hint="default"/>
+        <w:sz w:val="20"/>
+      </w:rPr>
+    </w:lvl>
+    <w:lvl w:ilvl="1" w:tentative="1">
+      <w:start w:val="1"/>
+      <w:numFmt w:val="bullet"/>
+      <w:lvlText w:val="o"/>
+      <w:lvlJc w:val="left"/>
+      <w:pPr>
+        <w:tabs>
+          <w:tab w:val="left" w:pos="1440"/>
+        </w:tabs>
+        <w:ind w:left="1440" w:hanging="360"/>
+      </w:pPr>
+      <w:rPr>
+        <w:rFonts w:ascii="Courier New" w:hAnsi="Courier New" w:hint="default"/>
+        <w:sz w:val="20"/>
+      </w:rPr>
+    </w:lvl>
+    <w:lvl w:ilvl="2" w:tentative="1">
+      <w:start w:val="1"/>
+      <w:numFmt w:val="bullet"/>
+      <w:lvlText w:val=""/>
+      <w:lvlJc w:val="left"/>
+      <w:pPr>
+        <w:tabs>
+          <w:tab w:val="left" w:pos="2160"/>
+        </w:tabs>
+        <w:ind w:left="2160" w:hanging="360"/>
+      </w:pPr>
+      <w:rPr>
+        <w:rFonts w:ascii="Wingdings" w:hAnsi="Wingdings" w:hint="default"/>
+        <w:sz w:val="20"/>
+      </w:rPr>
+    </w:lvl>
+    <w:lvl w:ilvl="3" w:tentative="1">
+      <w:start w:val="1"/>
+      <w:numFmt w:val="bullet"/>
+      <w:lvlText w:val=""/>
+      <w:lvlJc w:val="left"/>
+      <w:pPr>
+        <w:tabs>
+          <w:tab w:val="left" w:pos="2880"/>
+        </w:tabs>
+        <w:ind w:left="2880" w:hanging="360"/>
+      </w:pPr>
+      <w:rPr>
+        <w:rFonts w:ascii="Wingdings" w:hAnsi="Wingdings" w:hint="default"/>
+        <w:sz w:val="20"/>
+      </w:rPr>
+    </w:lvl>
+    <w:lvl w:ilvl="4" w:tentative="1">
+      <w:start w:val="1"/>
+      <w:numFmt w:val="bullet"/>
+      <w:lvlText w:val=""/>
+      <w:lvlJc w:val="left"/>
+      <w:pPr>
+        <w:tabs>
+          <w:tab w:val="left" w:pos="3600"/>
+        </w:tabs>
+        <w:ind w:left="3600" w:hanging="360"/>
+      </w:pPr>
+      <w:rPr>
+        <w:rFonts w:ascii="Wingdings" w:hAnsi="Wingdings" w:hint="default"/>
+        <w:sz w:val="20"/>
+      </w:rPr>
+    </w:lvl>
+    <w:lvl w:ilvl="5" w:tentative="1">
+      <w:start w:val="1"/>
+      <w:numFmt w:val="bullet"/>
+      <w:lvlText w:val=""/>
+      <w:lvlJc w:val="left"/>
+      <w:pPr>
+        <w:tabs>
+          <w:tab w:val="left" w:pos="4320"/>
+        </w:tabs>
+        <w:ind w:left="4320" w:hanging="360"/>
+      </w:pPr>
+      <w:rPr>
+        <w:rFonts w:ascii="Wingdings" w:hAnsi="Wingdings" w:hint="default"/>
+        <w:sz w:val="20"/>
+      </w:rPr>
+    </w:lvl>
+    <w:lvl w:ilvl="6" w:tentative="1">
+      <w:start w:val="1"/>
+      <w:numFmt w:val="bullet"/>
+      <w:lvlText w:val=""/>
+      <w:lvlJc w:val="left"/>
+      <w:pPr>
+        <w:tabs>
+          <w:tab w:val="left" w:pos="5040"/>
+        </w:tabs>
+        <w:ind w:left="5040" w:hanging="360"/>
+      </w:pPr>
+      <w:rPr>
+        <w:rFonts w:ascii="Wingdings" w:hAnsi="Wingdings" w:hint="default"/>
+        <w:sz w:val="20"/>
+      </w:rPr>
+    </w:lvl>
+    <w:lvl w:ilvl="7" w:tentative="1">
+      <w:start w:val="1"/>
+      <w:numFmt w:val="bullet"/>
+      <w:lvlText w:val=""/>
+      <w:lvlJc w:val="left"/>
+      <w:pPr>
+        <w:tabs>
+          <w:tab w:val="left" w:pos="5760"/>
+        </w:tabs>
+        <w:ind w:left="5760" w:hanging="360"/>
+      </w:pPr>
+      <w:rPr>
+        <w:rFonts w:ascii="Wingdings" w:hAnsi="Wingdings" w:hint="default"/>
+        <w:sz w:val="20"/>
+      </w:rPr>
+    </w:lvl>
+    <w:lvl w:ilvl="8" w:tentative="1">
+      <w:start w:val="1"/>
+      <w:numFmt w:val="bullet"/>
+      <w:lvlText w:val=""/>
+      <w:lvlJc w:val="left"/>
+      <w:pPr>
+        <w:tabs>
+          <w:tab w:val="left" w:pos="6480"/>
+        </w:tabs>
+        <w:ind w:left="6480" w:hanging="360"/>
+      </w:pPr>
+      <w:rPr>
+        <w:rFonts w:ascii="Wingdings" w:hAnsi="Wingdings" w:hint="default"/>
+        <w:sz w:val="20"/>
+      </w:rPr>
+    </w:lvl>
+  </w:abstractNum>
+  <w:abstractNum w:abstractNumId="3" w15:restartNumberingAfterBreak="0">
+    <w:nsid w:val="00000004"/>
+    <w:multiLevelType w:val="hybridMultilevel"/>
+    <w:tmpl w:val="254C2844"/>
+    <w:lvl w:ilvl="0" w:tplc="0409000F">
+      <w:start w:val="1"/>
+      <w:numFmt w:val="decimal"/>
+      <w:lvlText w:val="%1."/>
+      <w:lvlJc w:val="left"/>
+      <w:pPr>
+        <w:ind w:left="720" w:hanging="360"/>
+      </w:pPr>
+    </w:lvl>
+    <w:lvl w:ilvl="1" w:tplc="04090019" w:tentative="1">
+      <w:start w:val="1"/>
+      <w:numFmt w:val="lowerLetter"/>
+      <w:lvlText w:val="%2."/>
+      <w:lvlJc w:val="left"/>
+      <w:pPr>
+        <w:ind w:left="1440" w:hanging="360"/>
+      </w:pPr>
+    </w:lvl>
+    <w:lvl w:ilvl="2" w:tplc="0409001B" w:tentative="1">
+      <w:start w:val="1"/>
+      <w:numFmt w:val="lowerRoman"/>
+      <w:lvlText w:val="%3."/>
+      <w:lvlJc w:val="right"/>
+      <w:pPr>
+        <w:ind w:left="2160" w:hanging="180"/>
+      </w:pPr>
+    </w:lvl>
+    <w:lvl w:ilvl="3" w:tplc="0409000F" w:tentative="1">
+      <w:start w:val="1"/>
+      <w:numFmt w:val="decimal"/>
+      <w:lvlText w:val="%4."/>
+      <w:lvlJc w:val="left"/>
+      <w:pPr>
+        <w:ind w:left="2880" w:hanging="360"/>
+      </w:pPr>
+    </w:lvl>
+    <w:lvl w:ilvl="4" w:tplc="04090019" w:tentative="1">
+      <w:start w:val="1"/>
+      <w:numFmt w:val="lowerLetter"/>
+      <w:lvlText w:val="%5."/>
+      <w:lvlJc w:val="left"/>
+      <w:pPr>
+        <w:ind w:left="3600" w:hanging="360"/>
+      </w:pPr>
+    </w:lvl>
+    <w:lvl w:ilvl="5" w:tplc="0409001B" w:tentative="1">
+      <w:start w:val="1"/>
+      <w:numFmt w:val="lowerRoman"/>
+      <w:lvlText w:val="%6."/>
+      <w:lvlJc w:val="right"/>
+      <w:pPr>
+        <w:ind w:left="4320" w:hanging="180"/>
+      </w:pPr>
+    </w:lvl>
+    <w:lvl w:ilvl="6" w:tplc="0409000F" w:tentative="1">
+      <w:start w:val="1"/>
+      <w:numFmt w:val="decimal"/>
+      <w:lvlText w:val="%7."/>
+      <w:lvlJc w:val="left"/>
+      <w:pPr>
+        <w:ind w:left="5040" w:hanging="360"/>
+      </w:pPr>
+    </w:lvl>
+    <w:lvl w:ilvl="7" w:tplc="04090019" w:tentative="1">
+      <w:start w:val="1"/>
+      <w:numFmt w:val="lowerLetter"/>
+      <w:lvlText w:val="%8."/>
+      <w:lvlJc w:val="left"/>
+      <w:pPr>
+        <w:ind w:left="5760" w:hanging="360"/>
+      </w:pPr>
+    </w:lvl>
+    <w:lvl w:ilvl="8" w:tplc="0409001B" w:tentative="1">
+      <w:start w:val="1"/>
+      <w:numFmt w:val="lowerRoman"/>
+      <w:lvlText w:val="%9."/>
+      <w:lvlJc w:val="right"/>
+      <w:pPr>
+        <w:ind w:left="6480" w:hanging="180"/>
+      </w:pPr>
+    </w:lvl>
+  </w:abstractNum>
+  <w:abstractNum w:abstractNumId="4" w15:restartNumberingAfterBreak="0">
+    <w:nsid w:val="00000005"/>
+    <w:multiLevelType w:val="hybridMultilevel"/>
+    <w:tmpl w:val="4E38181E"/>
+    <w:lvl w:ilvl="0" w:tplc="0172B7C8">
+      <w:start w:val="1"/>
+      <w:numFmt w:val="decimal"/>
+      <w:lvlText w:val="%1."/>
+      <w:lvlJc w:val="left"/>
+      <w:pPr>
+        <w:ind w:left="720" w:hanging="360"/>
+      </w:pPr>
+    </w:lvl>
+    <w:lvl w:ilvl="1" w:tplc="E1A880D4" w:tentative="1">
+      <w:start w:val="1"/>
+      <w:numFmt w:val="lowerLetter"/>
+      <w:lvlText w:val="%2."/>
+      <w:lvlJc w:val="left"/>
+      <w:pPr>
+        <w:ind w:left="1440" w:hanging="360"/>
+      </w:pPr>
+    </w:lvl>
+    <w:lvl w:ilvl="2" w:tplc="D05603AA" w:tentative="1">
+      <w:start w:val="1"/>
+      <w:numFmt w:val="lowerRoman"/>
+      <w:lvlText w:val="%3."/>
+      <w:lvlJc w:val="right"/>
+      <w:pPr>
+        <w:ind w:left="2160" w:hanging="180"/>
+      </w:pPr>
+    </w:lvl>
+    <w:lvl w:ilvl="3" w:tplc="E7647F2C" w:tentative="1">
+      <w:start w:val="1"/>
+      <w:numFmt w:val="decimal"/>
+      <w:lvlText w:val="%4."/>
+      <w:lvlJc w:val="left"/>
+      <w:pPr>
+        <w:ind w:left="2880" w:hanging="360"/>
+      </w:pPr>
+    </w:lvl>
+    <w:lvl w:ilvl="4" w:tplc="46F82BAE" w:tentative="1">
+      <w:start w:val="1"/>
+      <w:numFmt w:val="lowerLetter"/>
+      <w:lvlText w:val="%5."/>
+      <w:lvlJc w:val="left"/>
+      <w:pPr>
+        <w:ind w:left="3600" w:hanging="360"/>
+      </w:pPr>
+    </w:lvl>
+    <w:lvl w:ilvl="5" w:tplc="19AA076C" w:tentative="1">
+      <w:start w:val="1"/>
+      <w:numFmt w:val="lowerRoman"/>
+      <w:lvlText w:val="%6."/>
+      <w:lvlJc w:val="right"/>
+      <w:pPr>
+        <w:ind w:left="4320" w:hanging="180"/>
+      </w:pPr>
+    </w:lvl>
+    <w:lvl w:ilvl="6" w:tplc="2A1CBA3C" w:tentative="1">
+      <w:start w:val="1"/>
+      <w:numFmt w:val="decimal"/>
+      <w:lvlText w:val="%7."/>
+      <w:lvlJc w:val="left"/>
+      <w:pPr>
+        <w:ind w:left="5040" w:hanging="360"/>
+      </w:pPr>
+    </w:lvl>
+    <w:lvl w:ilvl="7" w:tplc="14069B7E" w:tentative="1">
+      <w:start w:val="1"/>
+      <w:numFmt w:val="lowerLetter"/>
+      <w:lvlText w:val="%8."/>
+      <w:lvlJc w:val="left"/>
+      <w:pPr>
+        <w:ind w:left="5760" w:hanging="360"/>
+      </w:pPr>
+    </w:lvl>
+    <w:lvl w:ilvl="8" w:tplc="DFE61FA6" w:tentative="1">
+      <w:start w:val="1"/>
+      <w:numFmt w:val="lowerRoman"/>
+      <w:lvlText w:val="%9."/>
+      <w:lvlJc w:val="right"/>
+      <w:pPr>
+        <w:ind w:left="6480" w:hanging="180"/>
+      </w:pPr>
+    </w:lvl>
+  </w:abstractNum>
+  <w:abstractNum w:abstractNumId="5" w15:restartNumberingAfterBreak="0">
+    <w:nsid w:val="00000006"/>
+    <w:multiLevelType w:val="hybridMultilevel"/>
+    <w:tmpl w:val="4E38181E"/>
+    <w:lvl w:ilvl="0" w:tplc="802CAADC">
+      <w:start w:val="1"/>
+      <w:numFmt w:val="decimal"/>
+      <w:lvlText w:val="%1."/>
+      <w:lvlJc w:val="left"/>
+      <w:pPr>
+        <w:ind w:left="720" w:hanging="360"/>
+      </w:pPr>
+    </w:lvl>
+    <w:lvl w:ilvl="1" w:tplc="51A0F170" w:tentative="1">
+      <w:start w:val="1"/>
+      <w:numFmt w:val="lowerLetter"/>
+      <w:lvlText w:val="%2."/>
+      <w:lvlJc w:val="left"/>
+      <w:pPr>
+        <w:ind w:left="1440" w:hanging="360"/>
+      </w:pPr>
+    </w:lvl>
+    <w:lvl w:ilvl="2" w:tplc="1A661988" w:tentative="1">
+      <w:start w:val="1"/>
+      <w:numFmt w:val="lowerRoman"/>
+      <w:lvlText w:val="%3."/>
+      <w:lvlJc w:val="right"/>
+      <w:pPr>
+        <w:ind w:left="2160" w:hanging="180"/>
+      </w:pPr>
+    </w:lvl>
+    <w:lvl w:ilvl="3" w:tplc="B6F6B2A4" w:tentative="1">
+      <w:start w:val="1"/>
+      <w:numFmt w:val="decimal"/>
+      <w:lvlText w:val="%4."/>
+      <w:lvlJc w:val="left"/>
+      <w:pPr>
+        <w:ind w:left="2880" w:hanging="360"/>
+      </w:pPr>
+    </w:lvl>
+    <w:lvl w:ilvl="4" w:tplc="CFC2C34C" w:tentative="1">
+      <w:start w:val="1"/>
+      <w:numFmt w:val="lowerLetter"/>
+      <w:lvlText w:val="%5."/>
+      <w:lvlJc w:val="left"/>
+      <w:pPr>
+        <w:ind w:left="3600" w:hanging="360"/>
+      </w:pPr>
+    </w:lvl>
+    <w:lvl w:ilvl="5" w:tplc="C0C6E8F8" w:tentative="1">
+      <w:start w:val="1"/>
+      <w:numFmt w:val="lowerRoman"/>
+      <w:lvlText w:val="%6."/>
+      <w:lvlJc w:val="right"/>
+      <w:pPr>
+        <w:ind w:left="4320" w:hanging="180"/>
+      </w:pPr>
+    </w:lvl>
+    <w:lvl w:ilvl="6" w:tplc="12FCB748" w:tentative="1">
+      <w:start w:val="1"/>
+      <w:numFmt w:val="decimal"/>
+      <w:lvlText w:val="%7."/>
+      <w:lvlJc w:val="left"/>
+      <w:pPr>
+        <w:ind w:left="5040" w:hanging="360"/>
+      </w:pPr>
+    </w:lvl>
+    <w:lvl w:ilvl="7" w:tplc="C3E6C7D4" w:tentative="1">
+      <w:start w:val="1"/>
+      <w:numFmt w:val="lowerLetter"/>
+      <w:lvlText w:val="%8."/>
+      <w:lvlJc w:val="left"/>
+      <w:pPr>
+        <w:ind w:left="5760" w:hanging="360"/>
+      </w:pPr>
+    </w:lvl>
+    <w:lvl w:ilvl="8" w:tplc="B33A2B98" w:tentative="1">
+      <w:start w:val="1"/>
+      <w:numFmt w:val="lowerRoman"/>
+      <w:lvlText w:val="%9."/>
+      <w:lvlJc w:val="right"/>
+      <w:pPr>
+        <w:ind w:left="6480" w:hanging="180"/>
+      </w:pPr>
+    </w:lvl>
+  </w:abstractNum>
+  <w:abstractNum w:abstractNumId="6" w15:restartNumberingAfterBreak="0">
+    <w:nsid w:val="00000007"/>
+    <w:multiLevelType w:val="multilevel"/>
+    <w:tmpl w:val="2864D566"/>
+    <w:lvl w:ilvl="0">
+      <w:start w:val="1"/>
+      <w:numFmt w:val="bullet"/>
+      <w:lvlText w:val=""/>
+      <w:lvlJc w:val="left"/>
+      <w:pPr>
+        <w:tabs>
+          <w:tab w:val="left" w:pos="720"/>
+        </w:tabs>
+        <w:ind w:left="720" w:hanging="360"/>
+      </w:pPr>
+      <w:rPr>
+        <w:rFonts w:ascii="Symbol" w:hAnsi="Symbol" w:hint="default"/>
+        <w:sz w:val="20"/>
+      </w:rPr>
+    </w:lvl>
+    <w:lvl w:ilvl="1" w:tentative="1">
+      <w:start w:val="1"/>
+      <w:numFmt w:val="bullet"/>
+      <w:lvlText w:val="o"/>
+      <w:lvlJc w:val="left"/>
+      <w:pPr>
+        <w:tabs>
+          <w:tab w:val="left" w:pos="1440"/>
+        </w:tabs>
+        <w:ind w:left="1440" w:hanging="360"/>
+      </w:pPr>
+      <w:rPr>
+        <w:rFonts w:ascii="Courier New" w:hAnsi="Courier New" w:hint="default"/>
+        <w:sz w:val="20"/>
+      </w:rPr>
+    </w:lvl>
+    <w:lvl w:ilvl="2" w:tentative="1">
+      <w:start w:val="1"/>
+      <w:numFmt w:val="bullet"/>
+      <w:lvlText w:val=""/>
+      <w:lvlJc w:val="left"/>
+      <w:pPr>
+        <w:tabs>
+          <w:tab w:val="left" w:pos="2160"/>
+        </w:tabs>
+        <w:ind w:left="2160" w:hanging="360"/>
+      </w:pPr>
+      <w:rPr>
+        <w:rFonts w:ascii="Wingdings" w:hAnsi="Wingdings" w:hint="default"/>
+        <w:sz w:val="20"/>
+      </w:rPr>
+    </w:lvl>
+    <w:lvl w:ilvl="3" w:tentative="1">
+      <w:start w:val="1"/>
+      <w:numFmt w:val="bullet"/>
+      <w:lvlText w:val=""/>
+      <w:lvlJc w:val="left"/>
+      <w:pPr>
+        <w:tabs>
+          <w:tab w:val="left" w:pos="2880"/>
+        </w:tabs>
+        <w:ind w:left="2880" w:hanging="360"/>
+      </w:pPr>
+      <w:rPr>
+        <w:rFonts w:ascii="Wingdings" w:hAnsi="Wingdings" w:hint="default"/>
+        <w:sz w:val="20"/>
+      </w:rPr>
+    </w:lvl>
+    <w:lvl w:ilvl="4" w:tentative="1">
+      <w:start w:val="1"/>
+      <w:numFmt w:val="bullet"/>
+      <w:lvlText w:val=""/>
+      <w:lvlJc w:val="left"/>
+      <w:pPr>
+        <w:tabs>
+          <w:tab w:val="left" w:pos="3600"/>
+        </w:tabs>
+        <w:ind w:left="3600" w:hanging="360"/>
+      </w:pPr>
+      <w:rPr>
+        <w:rFonts w:ascii="Wingdings" w:hAnsi="Wingdings" w:hint="default"/>
+        <w:sz w:val="20"/>
+      </w:rPr>
+    </w:lvl>
+    <w:lvl w:ilvl="5" w:tentative="1">
+      <w:start w:val="1"/>
+      <w:numFmt w:val="bullet"/>
+      <w:lvlText w:val=""/>
+      <w:lvlJc w:val="left"/>
+      <w:pPr>
+        <w:tabs>
+          <w:tab w:val="left" w:pos="4320"/>
+        </w:tabs>
+        <w:ind w:left="4320" w:hanging="360"/>
+      </w:pPr>
+      <w:rPr>
+        <w:rFonts w:ascii="Wingdings" w:hAnsi="Wingdings" w:hint="default"/>
+        <w:sz w:val="20"/>
+      </w:rPr>
+    </w:lvl>
+    <w:lvl w:ilvl="6" w:tentative="1">
+      <w:start w:val="1"/>
+      <w:numFmt w:val="bullet"/>
+      <w:lvlText w:val=""/>
+      <w:lvlJc w:val="left"/>
+      <w:pPr>
+        <w:tabs>
+          <w:tab w:val="left" w:pos="5040"/>
+        </w:tabs>
+        <w:ind w:left="5040" w:hanging="360"/>
+      </w:pPr>
+      <w:rPr>
+        <w:rFonts w:ascii="Wingdings" w:hAnsi="Wingdings" w:hint="default"/>
+        <w:sz w:val="20"/>
+      </w:rPr>
+    </w:lvl>
+    <w:lvl w:ilvl="7" w:tentative="1">
+      <w:start w:val="1"/>
+      <w:numFmt w:val="bullet"/>
+      <w:lvlText w:val=""/>
+      <w:lvlJc w:val="left"/>
+      <w:pPr>
+        <w:tabs>
+          <w:tab w:val="left" w:pos="5760"/>
+        </w:tabs>
+        <w:ind w:left="5760" w:hanging="360"/>
+      </w:pPr>
+      <w:rPr>
+        <w:rFonts w:ascii="Wingdings" w:hAnsi="Wingdings" w:hint="default"/>
+        <w:sz w:val="20"/>
+      </w:rPr>
+    </w:lvl>
+    <w:lvl w:ilvl="8" w:tentative="1">
+      <w:start w:val="1"/>
+      <w:numFmt w:val="bullet"/>
+      <w:lvlText w:val=""/>
+      <w:lvlJc w:val="left"/>
+      <w:pPr>
+        <w:tabs>
+          <w:tab w:val="left" w:pos="6480"/>
+        </w:tabs>
+        <w:ind w:left="6480" w:hanging="360"/>
+      </w:pPr>
+      <w:rPr>
+        <w:rFonts w:ascii="Wingdings" w:hAnsi="Wingdings" w:hint="default"/>
+        <w:sz w:val="20"/>
+      </w:rPr>
+    </w:lvl>
+  </w:abstractNum>
+  <w:abstractNum w:abstractNumId="7" w15:restartNumberingAfterBreak="0">
+    <w:nsid w:val="00000008"/>
+    <w:multiLevelType w:val="hybridMultilevel"/>
+    <w:tmpl w:val="4B322A44"/>
+    <w:lvl w:ilvl="0" w:tplc="0409000F">
+      <w:start w:val="1"/>
+      <w:numFmt w:val="decimal"/>
+      <w:lvlText w:val="%1."/>
+      <w:lvlJc w:val="left"/>
+      <w:pPr>
+        <w:ind w:left="720" w:hanging="360"/>
+      </w:pPr>
+    </w:lvl>
+    <w:lvl w:ilvl="1" w:tplc="04090019" w:tentative="1">
+      <w:start w:val="1"/>
+      <w:numFmt w:val="lowerLetter"/>
+      <w:lvlText w:val="%2."/>
+      <w:lvlJc w:val="left"/>
+      <w:pPr>
+        <w:ind w:left="1440" w:hanging="360"/>
+      </w:pPr>
+    </w:lvl>
+    <w:lvl w:ilvl="2" w:tplc="0409001B" w:tentative="1">
+      <w:start w:val="1"/>
+      <w:numFmt w:val="lowerRoman"/>
+      <w:lvlText w:val="%3."/>
+      <w:lvlJc w:val="right"/>
+      <w:pPr>
+        <w:ind w:left="2160" w:hanging="180"/>
+      </w:pPr>
+    </w:lvl>
+    <w:lvl w:ilvl="3" w:tplc="0409000F" w:tentative="1">
+      <w:start w:val="1"/>
+      <w:numFmt w:val="decimal"/>
+      <w:lvlText w:val="%4."/>
+      <w:lvlJc w:val="left"/>
+      <w:pPr>
+        <w:ind w:left="2880" w:hanging="360"/>
+      </w:pPr>
+    </w:lvl>
+    <w:lvl w:ilvl="4" w:tplc="04090019" w:tentative="1">
+      <w:start w:val="1"/>
+      <w:numFmt w:val="lowerLetter"/>
+      <w:lvlText w:val="%5."/>
+      <w:lvlJc w:val="left"/>
+      <w:pPr>
+        <w:ind w:left="3600" w:hanging="360"/>
+      </w:pPr>
+    </w:lvl>
+    <w:lvl w:ilvl="5" w:tplc="0409001B" w:tentative="1">
+      <w:start w:val="1"/>
+      <w:numFmt w:val="lowerRoman"/>
+      <w:lvlText w:val="%6."/>
+      <w:lvlJc w:val="right"/>
+      <w:pPr>
+        <w:ind w:left="4320" w:hanging="180"/>
+      </w:pPr>
+    </w:lvl>
+    <w:lvl w:ilvl="6" w:tplc="0409000F" w:tentative="1">
+      <w:start w:val="1"/>
+      <w:numFmt w:val="decimal"/>
+      <w:lvlText w:val="%7."/>
+      <w:lvlJc w:val="left"/>
+      <w:pPr>
+        <w:ind w:left="5040" w:hanging="360"/>
+      </w:pPr>
+    </w:lvl>
+    <w:lvl w:ilvl="7" w:tplc="04090019" w:tentative="1">
+      <w:start w:val="1"/>
+      <w:numFmt w:val="lowerLetter"/>
+      <w:lvlText w:val="%8."/>
+      <w:lvlJc w:val="left"/>
+      <w:pPr>
+        <w:ind w:left="5760" w:hanging="360"/>
+      </w:pPr>
+    </w:lvl>
+    <w:lvl w:ilvl="8" w:tplc="0409001B" w:tentative="1">
+      <w:start w:val="1"/>
+      <w:numFmt w:val="lowerRoman"/>
+      <w:lvlText w:val="%9."/>
+      <w:lvlJc w:val="right"/>
+      <w:pPr>
+        <w:ind w:left="6480" w:hanging="180"/>
+      </w:pPr>
+    </w:lvl>
+  </w:abstractNum>
+  <w:abstractNum w:abstractNumId="8" w15:restartNumberingAfterBreak="0">
+    <w:nsid w:val="00000009"/>
+    <w:multiLevelType w:val="multilevel"/>
+    <w:tmpl w:val="88A2132E"/>
+    <w:lvl w:ilvl="0">
+      <w:start w:val="1"/>
+      <w:numFmt w:val="bullet"/>
+      <w:lvlText w:val=""/>
+      <w:lvlJc w:val="left"/>
+      <w:pPr>
+        <w:tabs>
+          <w:tab w:val="left" w:pos="720"/>
+        </w:tabs>
+        <w:ind w:left="720" w:hanging="360"/>
+      </w:pPr>
+      <w:rPr>
+        <w:rFonts w:ascii="Symbol" w:hAnsi="Symbol" w:hint="default"/>
+        <w:sz w:val="20"/>
+      </w:rPr>
+    </w:lvl>
+    <w:lvl w:ilvl="1" w:tentative="1">
+      <w:start w:val="1"/>
+      <w:numFmt w:val="bullet"/>
+      <w:lvlText w:val="o"/>
+      <w:lvlJc w:val="left"/>
+      <w:pPr>
+        <w:tabs>
+          <w:tab w:val="left" w:pos="1440"/>
+        </w:tabs>
+        <w:ind w:left="1440" w:hanging="360"/>
+      </w:pPr>
+      <w:rPr>
+        <w:rFonts w:ascii="Courier New" w:hAnsi="Courier New" w:hint="default"/>
+        <w:sz w:val="20"/>
+      </w:rPr>
+    </w:lvl>
+    <w:lvl w:ilvl="2" w:tentative="1">
+      <w:start w:val="1"/>
+      <w:numFmt w:val="bullet"/>
+      <w:lvlText w:val=""/>
+      <w:lvlJc w:val="left"/>
+      <w:pPr>
+        <w:tabs>
+          <w:tab w:val="left" w:pos="2160"/>
+        </w:tabs>
+        <w:ind w:left="2160" w:hanging="360"/>
+      </w:pPr>
+      <w:rPr>
+        <w:rFonts w:ascii="Wingdings" w:hAnsi="Wingdings" w:hint="default"/>
+        <w:sz w:val="20"/>
+      </w:rPr>
+    </w:lvl>
+    <w:lvl w:ilvl="3" w:tentative="1">
+      <w:start w:val="1"/>
+      <w:numFmt w:val="bullet"/>
+      <w:lvlText w:val=""/>
+      <w:lvlJc w:val="left"/>
+      <w:pPr>
+        <w:tabs>
+          <w:tab w:val="left" w:pos="2880"/>
+        </w:tabs>
+        <w:ind w:left="2880" w:hanging="360"/>
+      </w:pPr>
+      <w:rPr>
+        <w:rFonts w:ascii="Wingdings" w:hAnsi="Wingdings" w:hint="default"/>
+        <w:sz w:val="20"/>
+      </w:rPr>
+    </w:lvl>
+    <w:lvl w:ilvl="4" w:tentative="1">
+      <w:start w:val="1"/>
+      <w:numFmt w:val="bullet"/>
+      <w:lvlText w:val=""/>
+      <w:lvlJc w:val="left"/>
+      <w:pPr>
+        <w:tabs>
+          <w:tab w:val="left" w:pos="3600"/>
+        </w:tabs>
+        <w:ind w:left="3600" w:hanging="360"/>
+      </w:pPr>
+      <w:rPr>
+        <w:rFonts w:ascii="Wingdings" w:hAnsi="Wingdings" w:hint="default"/>
+        <w:sz w:val="20"/>
+      </w:rPr>
+    </w:lvl>
+    <w:lvl w:ilvl="5" w:tentative="1">
+      <w:start w:val="1"/>
+      <w:numFmt w:val="bullet"/>
+      <w:lvlText w:val=""/>
+      <w:lvlJc w:val="left"/>
+      <w:pPr>
+        <w:tabs>
+          <w:tab w:val="left" w:pos="4320"/>
+        </w:tabs>
+        <w:ind w:left="4320" w:hanging="360"/>
+      </w:pPr>
+      <w:rPr>
+        <w:rFonts w:ascii="Wingdings" w:hAnsi="Wingdings" w:hint="default"/>
+        <w:sz w:val="20"/>
+      </w:rPr>
+    </w:lvl>
+    <w:lvl w:ilvl="6" w:tentative="1">
+      <w:start w:val="1"/>
+      <w:numFmt w:val="bullet"/>
+      <w:lvlText w:val=""/>
+      <w:lvlJc w:val="left"/>
+      <w:pPr>
+        <w:tabs>
+          <w:tab w:val="left" w:pos="5040"/>
+        </w:tabs>
+        <w:ind w:left="5040" w:hanging="360"/>
+      </w:pPr>
+      <w:rPr>
+        <w:rFonts w:ascii="Wingdings" w:hAnsi="Wingdings" w:hint="default"/>
+        <w:sz w:val="20"/>
+      </w:rPr>
+    </w:lvl>
+    <w:lvl w:ilvl="7" w:tentative="1">
+      <w:start w:val="1"/>
+      <w:numFmt w:val="bullet"/>
+      <w:lvlText w:val=""/>
+      <w:lvlJc w:val="left"/>
+      <w:pPr>
+        <w:tabs>
+          <w:tab w:val="left" w:pos="5760"/>
+        </w:tabs>
+        <w:ind w:left="5760" w:hanging="360"/>
+      </w:pPr>
+      <w:rPr>
+        <w:rFonts w:ascii="Wingdings" w:hAnsi="Wingdings" w:hint="default"/>
+        <w:sz w:val="20"/>
+      </w:rPr>
+    </w:lvl>
+    <w:lvl w:ilvl="8" w:tentative="1">
+      <w:start w:val="1"/>
+      <w:numFmt w:val="bullet"/>
+      <w:lvlText w:val=""/>
+      <w:lvlJc w:val="left"/>
+      <w:pPr>
+        <w:tabs>
+          <w:tab w:val="left" w:pos="6480"/>
+        </w:tabs>
+        <w:ind w:left="6480" w:hanging="360"/>
+      </w:pPr>
+      <w:rPr>
+        <w:rFonts w:ascii="Wingdings" w:hAnsi="Wingdings" w:hint="default"/>
+        <w:sz w:val="20"/>
+      </w:rPr>
+    </w:lvl>
+  </w:abstractNum>
+  <w:abstractNum w:abstractNumId="9" w15:restartNumberingAfterBreak="0">
+    <w:nsid w:val="0C3F7598"/>
     <w:multiLevelType w:val="multilevel"/>
     <w:tmpl w:val="6E02E5F0"/>
     <w:lvl w:ilvl="0">
@@ -2513,1060 +3754,6 @@
           <w:tab w:val="left" w:pos="5670"/>
         </w:tabs>
         <w:ind w:left="5670" w:hanging="360"/>
-      </w:pPr>
-      <w:rPr>
-        <w:rFonts w:ascii="Wingdings" w:hAnsi="Wingdings" w:hint="default"/>
-        <w:sz w:val="20"/>
-      </w:rPr>
-    </w:lvl>
-  </w:abstractNum>
-  <w:abstractNum w:abstractNumId="1" w15:restartNumberingAfterBreak="0">
-    <w:nsid w:val="00000001"/>
-    <w:multiLevelType w:val="multilevel"/>
-    <w:tmpl w:val="D4D817BE"/>
-    <w:lvl w:ilvl="0">
-      <w:start w:val="1"/>
-      <w:numFmt w:val="bullet"/>
-      <w:lvlText w:val=""/>
-      <w:lvlJc w:val="left"/>
-      <w:pPr>
-        <w:tabs>
-          <w:tab w:val="left" w:pos="720"/>
-        </w:tabs>
-        <w:ind w:left="720" w:hanging="360"/>
-      </w:pPr>
-      <w:rPr>
-        <w:rFonts w:ascii="Symbol" w:hAnsi="Symbol" w:hint="default"/>
-        <w:sz w:val="20"/>
-      </w:rPr>
-    </w:lvl>
-    <w:lvl w:ilvl="1" w:tentative="1">
-      <w:start w:val="1"/>
-      <w:numFmt w:val="bullet"/>
-      <w:lvlText w:val="o"/>
-      <w:lvlJc w:val="left"/>
-      <w:pPr>
-        <w:tabs>
-          <w:tab w:val="left" w:pos="1440"/>
-        </w:tabs>
-        <w:ind w:left="1440" w:hanging="360"/>
-      </w:pPr>
-      <w:rPr>
-        <w:rFonts w:ascii="Courier New" w:hAnsi="Courier New" w:hint="default"/>
-        <w:sz w:val="20"/>
-      </w:rPr>
-    </w:lvl>
-    <w:lvl w:ilvl="2" w:tentative="1">
-      <w:start w:val="1"/>
-      <w:numFmt w:val="bullet"/>
-      <w:lvlText w:val=""/>
-      <w:lvlJc w:val="left"/>
-      <w:pPr>
-        <w:tabs>
-          <w:tab w:val="left" w:pos="2160"/>
-        </w:tabs>
-        <w:ind w:left="2160" w:hanging="360"/>
-      </w:pPr>
-      <w:rPr>
-        <w:rFonts w:ascii="Wingdings" w:hAnsi="Wingdings" w:hint="default"/>
-        <w:sz w:val="20"/>
-      </w:rPr>
-    </w:lvl>
-    <w:lvl w:ilvl="3" w:tentative="1">
-      <w:start w:val="1"/>
-      <w:numFmt w:val="bullet"/>
-      <w:lvlText w:val=""/>
-      <w:lvlJc w:val="left"/>
-      <w:pPr>
-        <w:tabs>
-          <w:tab w:val="left" w:pos="2880"/>
-        </w:tabs>
-        <w:ind w:left="2880" w:hanging="360"/>
-      </w:pPr>
-      <w:rPr>
-        <w:rFonts w:ascii="Wingdings" w:hAnsi="Wingdings" w:hint="default"/>
-        <w:sz w:val="20"/>
-      </w:rPr>
-    </w:lvl>
-    <w:lvl w:ilvl="4" w:tentative="1">
-      <w:start w:val="1"/>
-      <w:numFmt w:val="bullet"/>
-      <w:lvlText w:val=""/>
-      <w:lvlJc w:val="left"/>
-      <w:pPr>
-        <w:tabs>
-          <w:tab w:val="left" w:pos="3600"/>
-        </w:tabs>
-        <w:ind w:left="3600" w:hanging="360"/>
-      </w:pPr>
-      <w:rPr>
-        <w:rFonts w:ascii="Wingdings" w:hAnsi="Wingdings" w:hint="default"/>
-        <w:sz w:val="20"/>
-      </w:rPr>
-    </w:lvl>
-    <w:lvl w:ilvl="5" w:tentative="1">
-      <w:start w:val="1"/>
-      <w:numFmt w:val="bullet"/>
-      <w:lvlText w:val=""/>
-      <w:lvlJc w:val="left"/>
-      <w:pPr>
-        <w:tabs>
-          <w:tab w:val="left" w:pos="4320"/>
-        </w:tabs>
-        <w:ind w:left="4320" w:hanging="360"/>
-      </w:pPr>
-      <w:rPr>
-        <w:rFonts w:ascii="Wingdings" w:hAnsi="Wingdings" w:hint="default"/>
-        <w:sz w:val="20"/>
-      </w:rPr>
-    </w:lvl>
-    <w:lvl w:ilvl="6" w:tentative="1">
-      <w:start w:val="1"/>
-      <w:numFmt w:val="bullet"/>
-      <w:lvlText w:val=""/>
-      <w:lvlJc w:val="left"/>
-      <w:pPr>
-        <w:tabs>
-          <w:tab w:val="left" w:pos="5040"/>
-        </w:tabs>
-        <w:ind w:left="5040" w:hanging="360"/>
-      </w:pPr>
-      <w:rPr>
-        <w:rFonts w:ascii="Wingdings" w:hAnsi="Wingdings" w:hint="default"/>
-        <w:sz w:val="20"/>
-      </w:rPr>
-    </w:lvl>
-    <w:lvl w:ilvl="7" w:tentative="1">
-      <w:start w:val="1"/>
-      <w:numFmt w:val="bullet"/>
-      <w:lvlText w:val=""/>
-      <w:lvlJc w:val="left"/>
-      <w:pPr>
-        <w:tabs>
-          <w:tab w:val="left" w:pos="5760"/>
-        </w:tabs>
-        <w:ind w:left="5760" w:hanging="360"/>
-      </w:pPr>
-      <w:rPr>
-        <w:rFonts w:ascii="Wingdings" w:hAnsi="Wingdings" w:hint="default"/>
-        <w:sz w:val="20"/>
-      </w:rPr>
-    </w:lvl>
-    <w:lvl w:ilvl="8" w:tentative="1">
-      <w:start w:val="1"/>
-      <w:numFmt w:val="bullet"/>
-      <w:lvlText w:val=""/>
-      <w:lvlJc w:val="left"/>
-      <w:pPr>
-        <w:tabs>
-          <w:tab w:val="left" w:pos="6480"/>
-        </w:tabs>
-        <w:ind w:left="6480" w:hanging="360"/>
-      </w:pPr>
-      <w:rPr>
-        <w:rFonts w:ascii="Wingdings" w:hAnsi="Wingdings" w:hint="default"/>
-        <w:sz w:val="20"/>
-      </w:rPr>
-    </w:lvl>
-  </w:abstractNum>
-  <w:abstractNum w:abstractNumId="2" w15:restartNumberingAfterBreak="0">
-    <w:nsid w:val="00000002"/>
-    <w:multiLevelType w:val="hybridMultilevel"/>
-    <w:tmpl w:val="9C1EA92E"/>
-    <w:lvl w:ilvl="0" w:tplc="E2568F6A">
-      <w:start w:val="1"/>
-      <w:numFmt w:val="bullet"/>
-      <w:lvlText w:val=""/>
-      <w:lvlJc w:val="left"/>
-      <w:pPr>
-        <w:ind w:left="720" w:hanging="360"/>
-      </w:pPr>
-      <w:rPr>
-        <w:rFonts w:ascii="Symbol" w:hAnsi="Symbol" w:hint="default"/>
-        <w:color w:val="auto"/>
-      </w:rPr>
-    </w:lvl>
-    <w:lvl w:ilvl="1" w:tplc="04090003" w:tentative="1">
-      <w:start w:val="1"/>
-      <w:numFmt w:val="bullet"/>
-      <w:lvlText w:val="o"/>
-      <w:lvlJc w:val="left"/>
-      <w:pPr>
-        <w:ind w:left="1440" w:hanging="360"/>
-      </w:pPr>
-      <w:rPr>
-        <w:rFonts w:ascii="Courier New" w:hAnsi="Courier New" w:cs="Courier New" w:hint="default"/>
-      </w:rPr>
-    </w:lvl>
-    <w:lvl w:ilvl="2" w:tplc="04090005" w:tentative="1">
-      <w:start w:val="1"/>
-      <w:numFmt w:val="bullet"/>
-      <w:lvlText w:val=""/>
-      <w:lvlJc w:val="left"/>
-      <w:pPr>
-        <w:ind w:left="2160" w:hanging="360"/>
-      </w:pPr>
-      <w:rPr>
-        <w:rFonts w:ascii="Wingdings" w:hAnsi="Wingdings" w:hint="default"/>
-      </w:rPr>
-    </w:lvl>
-    <w:lvl w:ilvl="3" w:tplc="04090001" w:tentative="1">
-      <w:start w:val="1"/>
-      <w:numFmt w:val="bullet"/>
-      <w:lvlText w:val=""/>
-      <w:lvlJc w:val="left"/>
-      <w:pPr>
-        <w:ind w:left="2880" w:hanging="360"/>
-      </w:pPr>
-      <w:rPr>
-        <w:rFonts w:ascii="Symbol" w:hAnsi="Symbol" w:hint="default"/>
-      </w:rPr>
-    </w:lvl>
-    <w:lvl w:ilvl="4" w:tplc="04090003" w:tentative="1">
-      <w:start w:val="1"/>
-      <w:numFmt w:val="bullet"/>
-      <w:lvlText w:val="o"/>
-      <w:lvlJc w:val="left"/>
-      <w:pPr>
-        <w:ind w:left="3600" w:hanging="360"/>
-      </w:pPr>
-      <w:rPr>
-        <w:rFonts w:ascii="Courier New" w:hAnsi="Courier New" w:cs="Courier New" w:hint="default"/>
-      </w:rPr>
-    </w:lvl>
-    <w:lvl w:ilvl="5" w:tplc="04090005" w:tentative="1">
-      <w:start w:val="1"/>
-      <w:numFmt w:val="bullet"/>
-      <w:lvlText w:val=""/>
-      <w:lvlJc w:val="left"/>
-      <w:pPr>
-        <w:ind w:left="4320" w:hanging="360"/>
-      </w:pPr>
-      <w:rPr>
-        <w:rFonts w:ascii="Wingdings" w:hAnsi="Wingdings" w:hint="default"/>
-      </w:rPr>
-    </w:lvl>
-    <w:lvl w:ilvl="6" w:tplc="04090001" w:tentative="1">
-      <w:start w:val="1"/>
-      <w:numFmt w:val="bullet"/>
-      <w:lvlText w:val=""/>
-      <w:lvlJc w:val="left"/>
-      <w:pPr>
-        <w:ind w:left="5040" w:hanging="360"/>
-      </w:pPr>
-      <w:rPr>
-        <w:rFonts w:ascii="Symbol" w:hAnsi="Symbol" w:hint="default"/>
-      </w:rPr>
-    </w:lvl>
-    <w:lvl w:ilvl="7" w:tplc="04090003" w:tentative="1">
-      <w:start w:val="1"/>
-      <w:numFmt w:val="bullet"/>
-      <w:lvlText w:val="o"/>
-      <w:lvlJc w:val="left"/>
-      <w:pPr>
-        <w:ind w:left="5760" w:hanging="360"/>
-      </w:pPr>
-      <w:rPr>
-        <w:rFonts w:ascii="Courier New" w:hAnsi="Courier New" w:cs="Courier New" w:hint="default"/>
-      </w:rPr>
-    </w:lvl>
-    <w:lvl w:ilvl="8" w:tplc="04090005" w:tentative="1">
-      <w:start w:val="1"/>
-      <w:numFmt w:val="bullet"/>
-      <w:lvlText w:val=""/>
-      <w:lvlJc w:val="left"/>
-      <w:pPr>
-        <w:ind w:left="6480" w:hanging="360"/>
-      </w:pPr>
-      <w:rPr>
-        <w:rFonts w:ascii="Wingdings" w:hAnsi="Wingdings" w:hint="default"/>
-      </w:rPr>
-    </w:lvl>
-  </w:abstractNum>
-  <w:abstractNum w:abstractNumId="3" w15:restartNumberingAfterBreak="0">
-    <w:nsid w:val="00000003"/>
-    <w:multiLevelType w:val="multilevel"/>
-    <w:tmpl w:val="06BA8794"/>
-    <w:lvl w:ilvl="0">
-      <w:start w:val="1"/>
-      <w:numFmt w:val="bullet"/>
-      <w:lvlText w:val=""/>
-      <w:lvlJc w:val="left"/>
-      <w:pPr>
-        <w:tabs>
-          <w:tab w:val="left" w:pos="720"/>
-        </w:tabs>
-        <w:ind w:left="720" w:hanging="360"/>
-      </w:pPr>
-      <w:rPr>
-        <w:rFonts w:ascii="Symbol" w:hAnsi="Symbol" w:hint="default"/>
-        <w:sz w:val="20"/>
-      </w:rPr>
-    </w:lvl>
-    <w:lvl w:ilvl="1" w:tentative="1">
-      <w:start w:val="1"/>
-      <w:numFmt w:val="bullet"/>
-      <w:lvlText w:val="o"/>
-      <w:lvlJc w:val="left"/>
-      <w:pPr>
-        <w:tabs>
-          <w:tab w:val="left" w:pos="1440"/>
-        </w:tabs>
-        <w:ind w:left="1440" w:hanging="360"/>
-      </w:pPr>
-      <w:rPr>
-        <w:rFonts w:ascii="Courier New" w:hAnsi="Courier New" w:hint="default"/>
-        <w:sz w:val="20"/>
-      </w:rPr>
-    </w:lvl>
-    <w:lvl w:ilvl="2" w:tentative="1">
-      <w:start w:val="1"/>
-      <w:numFmt w:val="bullet"/>
-      <w:lvlText w:val=""/>
-      <w:lvlJc w:val="left"/>
-      <w:pPr>
-        <w:tabs>
-          <w:tab w:val="left" w:pos="2160"/>
-        </w:tabs>
-        <w:ind w:left="2160" w:hanging="360"/>
-      </w:pPr>
-      <w:rPr>
-        <w:rFonts w:ascii="Wingdings" w:hAnsi="Wingdings" w:hint="default"/>
-        <w:sz w:val="20"/>
-      </w:rPr>
-    </w:lvl>
-    <w:lvl w:ilvl="3" w:tentative="1">
-      <w:start w:val="1"/>
-      <w:numFmt w:val="bullet"/>
-      <w:lvlText w:val=""/>
-      <w:lvlJc w:val="left"/>
-      <w:pPr>
-        <w:tabs>
-          <w:tab w:val="left" w:pos="2880"/>
-        </w:tabs>
-        <w:ind w:left="2880" w:hanging="360"/>
-      </w:pPr>
-      <w:rPr>
-        <w:rFonts w:ascii="Wingdings" w:hAnsi="Wingdings" w:hint="default"/>
-        <w:sz w:val="20"/>
-      </w:rPr>
-    </w:lvl>
-    <w:lvl w:ilvl="4" w:tentative="1">
-      <w:start w:val="1"/>
-      <w:numFmt w:val="bullet"/>
-      <w:lvlText w:val=""/>
-      <w:lvlJc w:val="left"/>
-      <w:pPr>
-        <w:tabs>
-          <w:tab w:val="left" w:pos="3600"/>
-        </w:tabs>
-        <w:ind w:left="3600" w:hanging="360"/>
-      </w:pPr>
-      <w:rPr>
-        <w:rFonts w:ascii="Wingdings" w:hAnsi="Wingdings" w:hint="default"/>
-        <w:sz w:val="20"/>
-      </w:rPr>
-    </w:lvl>
-    <w:lvl w:ilvl="5" w:tentative="1">
-      <w:start w:val="1"/>
-      <w:numFmt w:val="bullet"/>
-      <w:lvlText w:val=""/>
-      <w:lvlJc w:val="left"/>
-      <w:pPr>
-        <w:tabs>
-          <w:tab w:val="left" w:pos="4320"/>
-        </w:tabs>
-        <w:ind w:left="4320" w:hanging="360"/>
-      </w:pPr>
-      <w:rPr>
-        <w:rFonts w:ascii="Wingdings" w:hAnsi="Wingdings" w:hint="default"/>
-        <w:sz w:val="20"/>
-      </w:rPr>
-    </w:lvl>
-    <w:lvl w:ilvl="6" w:tentative="1">
-      <w:start w:val="1"/>
-      <w:numFmt w:val="bullet"/>
-      <w:lvlText w:val=""/>
-      <w:lvlJc w:val="left"/>
-      <w:pPr>
-        <w:tabs>
-          <w:tab w:val="left" w:pos="5040"/>
-        </w:tabs>
-        <w:ind w:left="5040" w:hanging="360"/>
-      </w:pPr>
-      <w:rPr>
-        <w:rFonts w:ascii="Wingdings" w:hAnsi="Wingdings" w:hint="default"/>
-        <w:sz w:val="20"/>
-      </w:rPr>
-    </w:lvl>
-    <w:lvl w:ilvl="7" w:tentative="1">
-      <w:start w:val="1"/>
-      <w:numFmt w:val="bullet"/>
-      <w:lvlText w:val=""/>
-      <w:lvlJc w:val="left"/>
-      <w:pPr>
-        <w:tabs>
-          <w:tab w:val="left" w:pos="5760"/>
-        </w:tabs>
-        <w:ind w:left="5760" w:hanging="360"/>
-      </w:pPr>
-      <w:rPr>
-        <w:rFonts w:ascii="Wingdings" w:hAnsi="Wingdings" w:hint="default"/>
-        <w:sz w:val="20"/>
-      </w:rPr>
-    </w:lvl>
-    <w:lvl w:ilvl="8" w:tentative="1">
-      <w:start w:val="1"/>
-      <w:numFmt w:val="bullet"/>
-      <w:lvlText w:val=""/>
-      <w:lvlJc w:val="left"/>
-      <w:pPr>
-        <w:tabs>
-          <w:tab w:val="left" w:pos="6480"/>
-        </w:tabs>
-        <w:ind w:left="6480" w:hanging="360"/>
-      </w:pPr>
-      <w:rPr>
-        <w:rFonts w:ascii="Wingdings" w:hAnsi="Wingdings" w:hint="default"/>
-        <w:sz w:val="20"/>
-      </w:rPr>
-    </w:lvl>
-  </w:abstractNum>
-  <w:abstractNum w:abstractNumId="4" w15:restartNumberingAfterBreak="0">
-    <w:nsid w:val="00000004"/>
-    <w:multiLevelType w:val="hybridMultilevel"/>
-    <w:tmpl w:val="254C2844"/>
-    <w:lvl w:ilvl="0" w:tplc="0409000F">
-      <w:start w:val="1"/>
-      <w:numFmt w:val="decimal"/>
-      <w:lvlText w:val="%1."/>
-      <w:lvlJc w:val="left"/>
-      <w:pPr>
-        <w:ind w:left="720" w:hanging="360"/>
-      </w:pPr>
-    </w:lvl>
-    <w:lvl w:ilvl="1" w:tplc="04090019" w:tentative="1">
-      <w:start w:val="1"/>
-      <w:numFmt w:val="lowerLetter"/>
-      <w:lvlText w:val="%2."/>
-      <w:lvlJc w:val="left"/>
-      <w:pPr>
-        <w:ind w:left="1440" w:hanging="360"/>
-      </w:pPr>
-    </w:lvl>
-    <w:lvl w:ilvl="2" w:tplc="0409001B" w:tentative="1">
-      <w:start w:val="1"/>
-      <w:numFmt w:val="lowerRoman"/>
-      <w:lvlText w:val="%3."/>
-      <w:lvlJc w:val="right"/>
-      <w:pPr>
-        <w:ind w:left="2160" w:hanging="180"/>
-      </w:pPr>
-    </w:lvl>
-    <w:lvl w:ilvl="3" w:tplc="0409000F" w:tentative="1">
-      <w:start w:val="1"/>
-      <w:numFmt w:val="decimal"/>
-      <w:lvlText w:val="%4."/>
-      <w:lvlJc w:val="left"/>
-      <w:pPr>
-        <w:ind w:left="2880" w:hanging="360"/>
-      </w:pPr>
-    </w:lvl>
-    <w:lvl w:ilvl="4" w:tplc="04090019" w:tentative="1">
-      <w:start w:val="1"/>
-      <w:numFmt w:val="lowerLetter"/>
-      <w:lvlText w:val="%5."/>
-      <w:lvlJc w:val="left"/>
-      <w:pPr>
-        <w:ind w:left="3600" w:hanging="360"/>
-      </w:pPr>
-    </w:lvl>
-    <w:lvl w:ilvl="5" w:tplc="0409001B" w:tentative="1">
-      <w:start w:val="1"/>
-      <w:numFmt w:val="lowerRoman"/>
-      <w:lvlText w:val="%6."/>
-      <w:lvlJc w:val="right"/>
-      <w:pPr>
-        <w:ind w:left="4320" w:hanging="180"/>
-      </w:pPr>
-    </w:lvl>
-    <w:lvl w:ilvl="6" w:tplc="0409000F" w:tentative="1">
-      <w:start w:val="1"/>
-      <w:numFmt w:val="decimal"/>
-      <w:lvlText w:val="%7."/>
-      <w:lvlJc w:val="left"/>
-      <w:pPr>
-        <w:ind w:left="5040" w:hanging="360"/>
-      </w:pPr>
-    </w:lvl>
-    <w:lvl w:ilvl="7" w:tplc="04090019" w:tentative="1">
-      <w:start w:val="1"/>
-      <w:numFmt w:val="lowerLetter"/>
-      <w:lvlText w:val="%8."/>
-      <w:lvlJc w:val="left"/>
-      <w:pPr>
-        <w:ind w:left="5760" w:hanging="360"/>
-      </w:pPr>
-    </w:lvl>
-    <w:lvl w:ilvl="8" w:tplc="0409001B" w:tentative="1">
-      <w:start w:val="1"/>
-      <w:numFmt w:val="lowerRoman"/>
-      <w:lvlText w:val="%9."/>
-      <w:lvlJc w:val="right"/>
-      <w:pPr>
-        <w:ind w:left="6480" w:hanging="180"/>
-      </w:pPr>
-    </w:lvl>
-  </w:abstractNum>
-  <w:abstractNum w:abstractNumId="5" w15:restartNumberingAfterBreak="0">
-    <w:nsid w:val="00000005"/>
-    <w:multiLevelType w:val="hybridMultilevel"/>
-    <w:tmpl w:val="4E38181E"/>
-    <w:lvl w:ilvl="0" w:tplc="0172B7C8">
-      <w:start w:val="1"/>
-      <w:numFmt w:val="decimal"/>
-      <w:lvlText w:val="%1."/>
-      <w:lvlJc w:val="left"/>
-      <w:pPr>
-        <w:ind w:left="720" w:hanging="360"/>
-      </w:pPr>
-    </w:lvl>
-    <w:lvl w:ilvl="1" w:tplc="E1A880D4" w:tentative="1">
-      <w:start w:val="1"/>
-      <w:numFmt w:val="lowerLetter"/>
-      <w:lvlText w:val="%2."/>
-      <w:lvlJc w:val="left"/>
-      <w:pPr>
-        <w:ind w:left="1440" w:hanging="360"/>
-      </w:pPr>
-    </w:lvl>
-    <w:lvl w:ilvl="2" w:tplc="D05603AA" w:tentative="1">
-      <w:start w:val="1"/>
-      <w:numFmt w:val="lowerRoman"/>
-      <w:lvlText w:val="%3."/>
-      <w:lvlJc w:val="right"/>
-      <w:pPr>
-        <w:ind w:left="2160" w:hanging="180"/>
-      </w:pPr>
-    </w:lvl>
-    <w:lvl w:ilvl="3" w:tplc="E7647F2C" w:tentative="1">
-      <w:start w:val="1"/>
-      <w:numFmt w:val="decimal"/>
-      <w:lvlText w:val="%4."/>
-      <w:lvlJc w:val="left"/>
-      <w:pPr>
-        <w:ind w:left="2880" w:hanging="360"/>
-      </w:pPr>
-    </w:lvl>
-    <w:lvl w:ilvl="4" w:tplc="46F82BAE" w:tentative="1">
-      <w:start w:val="1"/>
-      <w:numFmt w:val="lowerLetter"/>
-      <w:lvlText w:val="%5."/>
-      <w:lvlJc w:val="left"/>
-      <w:pPr>
-        <w:ind w:left="3600" w:hanging="360"/>
-      </w:pPr>
-    </w:lvl>
-    <w:lvl w:ilvl="5" w:tplc="19AA076C" w:tentative="1">
-      <w:start w:val="1"/>
-      <w:numFmt w:val="lowerRoman"/>
-      <w:lvlText w:val="%6."/>
-      <w:lvlJc w:val="right"/>
-      <w:pPr>
-        <w:ind w:left="4320" w:hanging="180"/>
-      </w:pPr>
-    </w:lvl>
-    <w:lvl w:ilvl="6" w:tplc="2A1CBA3C" w:tentative="1">
-      <w:start w:val="1"/>
-      <w:numFmt w:val="decimal"/>
-      <w:lvlText w:val="%7."/>
-      <w:lvlJc w:val="left"/>
-      <w:pPr>
-        <w:ind w:left="5040" w:hanging="360"/>
-      </w:pPr>
-    </w:lvl>
-    <w:lvl w:ilvl="7" w:tplc="14069B7E" w:tentative="1">
-      <w:start w:val="1"/>
-      <w:numFmt w:val="lowerLetter"/>
-      <w:lvlText w:val="%8."/>
-      <w:lvlJc w:val="left"/>
-      <w:pPr>
-        <w:ind w:left="5760" w:hanging="360"/>
-      </w:pPr>
-    </w:lvl>
-    <w:lvl w:ilvl="8" w:tplc="DFE61FA6" w:tentative="1">
-      <w:start w:val="1"/>
-      <w:numFmt w:val="lowerRoman"/>
-      <w:lvlText w:val="%9."/>
-      <w:lvlJc w:val="right"/>
-      <w:pPr>
-        <w:ind w:left="6480" w:hanging="180"/>
-      </w:pPr>
-    </w:lvl>
-  </w:abstractNum>
-  <w:abstractNum w:abstractNumId="6" w15:restartNumberingAfterBreak="0">
-    <w:nsid w:val="00000006"/>
-    <w:multiLevelType w:val="hybridMultilevel"/>
-    <w:tmpl w:val="4E38181E"/>
-    <w:lvl w:ilvl="0" w:tplc="802CAADC">
-      <w:start w:val="1"/>
-      <w:numFmt w:val="decimal"/>
-      <w:lvlText w:val="%1."/>
-      <w:lvlJc w:val="left"/>
-      <w:pPr>
-        <w:ind w:left="720" w:hanging="360"/>
-      </w:pPr>
-    </w:lvl>
-    <w:lvl w:ilvl="1" w:tplc="51A0F170" w:tentative="1">
-      <w:start w:val="1"/>
-      <w:numFmt w:val="lowerLetter"/>
-      <w:lvlText w:val="%2."/>
-      <w:lvlJc w:val="left"/>
-      <w:pPr>
-        <w:ind w:left="1440" w:hanging="360"/>
-      </w:pPr>
-    </w:lvl>
-    <w:lvl w:ilvl="2" w:tplc="1A661988" w:tentative="1">
-      <w:start w:val="1"/>
-      <w:numFmt w:val="lowerRoman"/>
-      <w:lvlText w:val="%3."/>
-      <w:lvlJc w:val="right"/>
-      <w:pPr>
-        <w:ind w:left="2160" w:hanging="180"/>
-      </w:pPr>
-    </w:lvl>
-    <w:lvl w:ilvl="3" w:tplc="B6F6B2A4" w:tentative="1">
-      <w:start w:val="1"/>
-      <w:numFmt w:val="decimal"/>
-      <w:lvlText w:val="%4."/>
-      <w:lvlJc w:val="left"/>
-      <w:pPr>
-        <w:ind w:left="2880" w:hanging="360"/>
-      </w:pPr>
-    </w:lvl>
-    <w:lvl w:ilvl="4" w:tplc="CFC2C34C" w:tentative="1">
-      <w:start w:val="1"/>
-      <w:numFmt w:val="lowerLetter"/>
-      <w:lvlText w:val="%5."/>
-      <w:lvlJc w:val="left"/>
-      <w:pPr>
-        <w:ind w:left="3600" w:hanging="360"/>
-      </w:pPr>
-    </w:lvl>
-    <w:lvl w:ilvl="5" w:tplc="C0C6E8F8" w:tentative="1">
-      <w:start w:val="1"/>
-      <w:numFmt w:val="lowerRoman"/>
-      <w:lvlText w:val="%6."/>
-      <w:lvlJc w:val="right"/>
-      <w:pPr>
-        <w:ind w:left="4320" w:hanging="180"/>
-      </w:pPr>
-    </w:lvl>
-    <w:lvl w:ilvl="6" w:tplc="12FCB748" w:tentative="1">
-      <w:start w:val="1"/>
-      <w:numFmt w:val="decimal"/>
-      <w:lvlText w:val="%7."/>
-      <w:lvlJc w:val="left"/>
-      <w:pPr>
-        <w:ind w:left="5040" w:hanging="360"/>
-      </w:pPr>
-    </w:lvl>
-    <w:lvl w:ilvl="7" w:tplc="C3E6C7D4" w:tentative="1">
-      <w:start w:val="1"/>
-      <w:numFmt w:val="lowerLetter"/>
-      <w:lvlText w:val="%8."/>
-      <w:lvlJc w:val="left"/>
-      <w:pPr>
-        <w:ind w:left="5760" w:hanging="360"/>
-      </w:pPr>
-    </w:lvl>
-    <w:lvl w:ilvl="8" w:tplc="B33A2B98" w:tentative="1">
-      <w:start w:val="1"/>
-      <w:numFmt w:val="lowerRoman"/>
-      <w:lvlText w:val="%9."/>
-      <w:lvlJc w:val="right"/>
-      <w:pPr>
-        <w:ind w:left="6480" w:hanging="180"/>
-      </w:pPr>
-    </w:lvl>
-  </w:abstractNum>
-  <w:abstractNum w:abstractNumId="7" w15:restartNumberingAfterBreak="0">
-    <w:nsid w:val="00000007"/>
-    <w:multiLevelType w:val="multilevel"/>
-    <w:tmpl w:val="2864D566"/>
-    <w:lvl w:ilvl="0">
-      <w:start w:val="1"/>
-      <w:numFmt w:val="bullet"/>
-      <w:lvlText w:val=""/>
-      <w:lvlJc w:val="left"/>
-      <w:pPr>
-        <w:tabs>
-          <w:tab w:val="left" w:pos="720"/>
-        </w:tabs>
-        <w:ind w:left="720" w:hanging="360"/>
-      </w:pPr>
-      <w:rPr>
-        <w:rFonts w:ascii="Symbol" w:hAnsi="Symbol" w:hint="default"/>
-        <w:sz w:val="20"/>
-      </w:rPr>
-    </w:lvl>
-    <w:lvl w:ilvl="1" w:tentative="1">
-      <w:start w:val="1"/>
-      <w:numFmt w:val="bullet"/>
-      <w:lvlText w:val="o"/>
-      <w:lvlJc w:val="left"/>
-      <w:pPr>
-        <w:tabs>
-          <w:tab w:val="left" w:pos="1440"/>
-        </w:tabs>
-        <w:ind w:left="1440" w:hanging="360"/>
-      </w:pPr>
-      <w:rPr>
-        <w:rFonts w:ascii="Courier New" w:hAnsi="Courier New" w:hint="default"/>
-        <w:sz w:val="20"/>
-      </w:rPr>
-    </w:lvl>
-    <w:lvl w:ilvl="2" w:tentative="1">
-      <w:start w:val="1"/>
-      <w:numFmt w:val="bullet"/>
-      <w:lvlText w:val=""/>
-      <w:lvlJc w:val="left"/>
-      <w:pPr>
-        <w:tabs>
-          <w:tab w:val="left" w:pos="2160"/>
-        </w:tabs>
-        <w:ind w:left="2160" w:hanging="360"/>
-      </w:pPr>
-      <w:rPr>
-        <w:rFonts w:ascii="Wingdings" w:hAnsi="Wingdings" w:hint="default"/>
-        <w:sz w:val="20"/>
-      </w:rPr>
-    </w:lvl>
-    <w:lvl w:ilvl="3" w:tentative="1">
-      <w:start w:val="1"/>
-      <w:numFmt w:val="bullet"/>
-      <w:lvlText w:val=""/>
-      <w:lvlJc w:val="left"/>
-      <w:pPr>
-        <w:tabs>
-          <w:tab w:val="left" w:pos="2880"/>
-        </w:tabs>
-        <w:ind w:left="2880" w:hanging="360"/>
-      </w:pPr>
-      <w:rPr>
-        <w:rFonts w:ascii="Wingdings" w:hAnsi="Wingdings" w:hint="default"/>
-        <w:sz w:val="20"/>
-      </w:rPr>
-    </w:lvl>
-    <w:lvl w:ilvl="4" w:tentative="1">
-      <w:start w:val="1"/>
-      <w:numFmt w:val="bullet"/>
-      <w:lvlText w:val=""/>
-      <w:lvlJc w:val="left"/>
-      <w:pPr>
-        <w:tabs>
-          <w:tab w:val="left" w:pos="3600"/>
-        </w:tabs>
-        <w:ind w:left="3600" w:hanging="360"/>
-      </w:pPr>
-      <w:rPr>
-        <w:rFonts w:ascii="Wingdings" w:hAnsi="Wingdings" w:hint="default"/>
-        <w:sz w:val="20"/>
-      </w:rPr>
-    </w:lvl>
-    <w:lvl w:ilvl="5" w:tentative="1">
-      <w:start w:val="1"/>
-      <w:numFmt w:val="bullet"/>
-      <w:lvlText w:val=""/>
-      <w:lvlJc w:val="left"/>
-      <w:pPr>
-        <w:tabs>
-          <w:tab w:val="left" w:pos="4320"/>
-        </w:tabs>
-        <w:ind w:left="4320" w:hanging="360"/>
-      </w:pPr>
-      <w:rPr>
-        <w:rFonts w:ascii="Wingdings" w:hAnsi="Wingdings" w:hint="default"/>
-        <w:sz w:val="20"/>
-      </w:rPr>
-    </w:lvl>
-    <w:lvl w:ilvl="6" w:tentative="1">
-      <w:start w:val="1"/>
-      <w:numFmt w:val="bullet"/>
-      <w:lvlText w:val=""/>
-      <w:lvlJc w:val="left"/>
-      <w:pPr>
-        <w:tabs>
-          <w:tab w:val="left" w:pos="5040"/>
-        </w:tabs>
-        <w:ind w:left="5040" w:hanging="360"/>
-      </w:pPr>
-      <w:rPr>
-        <w:rFonts w:ascii="Wingdings" w:hAnsi="Wingdings" w:hint="default"/>
-        <w:sz w:val="20"/>
-      </w:rPr>
-    </w:lvl>
-    <w:lvl w:ilvl="7" w:tentative="1">
-      <w:start w:val="1"/>
-      <w:numFmt w:val="bullet"/>
-      <w:lvlText w:val=""/>
-      <w:lvlJc w:val="left"/>
-      <w:pPr>
-        <w:tabs>
-          <w:tab w:val="left" w:pos="5760"/>
-        </w:tabs>
-        <w:ind w:left="5760" w:hanging="360"/>
-      </w:pPr>
-      <w:rPr>
-        <w:rFonts w:ascii="Wingdings" w:hAnsi="Wingdings" w:hint="default"/>
-        <w:sz w:val="20"/>
-      </w:rPr>
-    </w:lvl>
-    <w:lvl w:ilvl="8" w:tentative="1">
-      <w:start w:val="1"/>
-      <w:numFmt w:val="bullet"/>
-      <w:lvlText w:val=""/>
-      <w:lvlJc w:val="left"/>
-      <w:pPr>
-        <w:tabs>
-          <w:tab w:val="left" w:pos="6480"/>
-        </w:tabs>
-        <w:ind w:left="6480" w:hanging="360"/>
-      </w:pPr>
-      <w:rPr>
-        <w:rFonts w:ascii="Wingdings" w:hAnsi="Wingdings" w:hint="default"/>
-        <w:sz w:val="20"/>
-      </w:rPr>
-    </w:lvl>
-  </w:abstractNum>
-  <w:abstractNum w:abstractNumId="8" w15:restartNumberingAfterBreak="0">
-    <w:nsid w:val="00000008"/>
-    <w:multiLevelType w:val="hybridMultilevel"/>
-    <w:tmpl w:val="4B322A44"/>
-    <w:lvl w:ilvl="0" w:tplc="0409000F">
-      <w:start w:val="1"/>
-      <w:numFmt w:val="decimal"/>
-      <w:lvlText w:val="%1."/>
-      <w:lvlJc w:val="left"/>
-      <w:pPr>
-        <w:ind w:left="720" w:hanging="360"/>
-      </w:pPr>
-    </w:lvl>
-    <w:lvl w:ilvl="1" w:tplc="04090019" w:tentative="1">
-      <w:start w:val="1"/>
-      <w:numFmt w:val="lowerLetter"/>
-      <w:lvlText w:val="%2."/>
-      <w:lvlJc w:val="left"/>
-      <w:pPr>
-        <w:ind w:left="1440" w:hanging="360"/>
-      </w:pPr>
-    </w:lvl>
-    <w:lvl w:ilvl="2" w:tplc="0409001B" w:tentative="1">
-      <w:start w:val="1"/>
-      <w:numFmt w:val="lowerRoman"/>
-      <w:lvlText w:val="%3."/>
-      <w:lvlJc w:val="right"/>
-      <w:pPr>
-        <w:ind w:left="2160" w:hanging="180"/>
-      </w:pPr>
-    </w:lvl>
-    <w:lvl w:ilvl="3" w:tplc="0409000F" w:tentative="1">
-      <w:start w:val="1"/>
-      <w:numFmt w:val="decimal"/>
-      <w:lvlText w:val="%4."/>
-      <w:lvlJc w:val="left"/>
-      <w:pPr>
-        <w:ind w:left="2880" w:hanging="360"/>
-      </w:pPr>
-    </w:lvl>
-    <w:lvl w:ilvl="4" w:tplc="04090019" w:tentative="1">
-      <w:start w:val="1"/>
-      <w:numFmt w:val="lowerLetter"/>
-      <w:lvlText w:val="%5."/>
-      <w:lvlJc w:val="left"/>
-      <w:pPr>
-        <w:ind w:left="3600" w:hanging="360"/>
-      </w:pPr>
-    </w:lvl>
-    <w:lvl w:ilvl="5" w:tplc="0409001B" w:tentative="1">
-      <w:start w:val="1"/>
-      <w:numFmt w:val="lowerRoman"/>
-      <w:lvlText w:val="%6."/>
-      <w:lvlJc w:val="right"/>
-      <w:pPr>
-        <w:ind w:left="4320" w:hanging="180"/>
-      </w:pPr>
-    </w:lvl>
-    <w:lvl w:ilvl="6" w:tplc="0409000F" w:tentative="1">
-      <w:start w:val="1"/>
-      <w:numFmt w:val="decimal"/>
-      <w:lvlText w:val="%7."/>
-      <w:lvlJc w:val="left"/>
-      <w:pPr>
-        <w:ind w:left="5040" w:hanging="360"/>
-      </w:pPr>
-    </w:lvl>
-    <w:lvl w:ilvl="7" w:tplc="04090019" w:tentative="1">
-      <w:start w:val="1"/>
-      <w:numFmt w:val="lowerLetter"/>
-      <w:lvlText w:val="%8."/>
-      <w:lvlJc w:val="left"/>
-      <w:pPr>
-        <w:ind w:left="5760" w:hanging="360"/>
-      </w:pPr>
-    </w:lvl>
-    <w:lvl w:ilvl="8" w:tplc="0409001B" w:tentative="1">
-      <w:start w:val="1"/>
-      <w:numFmt w:val="lowerRoman"/>
-      <w:lvlText w:val="%9."/>
-      <w:lvlJc w:val="right"/>
-      <w:pPr>
-        <w:ind w:left="6480" w:hanging="180"/>
-      </w:pPr>
-    </w:lvl>
-  </w:abstractNum>
-  <w:abstractNum w:abstractNumId="9" w15:restartNumberingAfterBreak="0">
-    <w:nsid w:val="00000009"/>
-    <w:multiLevelType w:val="multilevel"/>
-    <w:tmpl w:val="88A2132E"/>
-    <w:lvl w:ilvl="0">
-      <w:start w:val="1"/>
-      <w:numFmt w:val="bullet"/>
-      <w:lvlText w:val=""/>
-      <w:lvlJc w:val="left"/>
-      <w:pPr>
-        <w:tabs>
-          <w:tab w:val="left" w:pos="720"/>
-        </w:tabs>
-        <w:ind w:left="720" w:hanging="360"/>
-      </w:pPr>
-      <w:rPr>
-        <w:rFonts w:ascii="Symbol" w:hAnsi="Symbol" w:hint="default"/>
-        <w:sz w:val="20"/>
-      </w:rPr>
-    </w:lvl>
-    <w:lvl w:ilvl="1" w:tentative="1">
-      <w:start w:val="1"/>
-      <w:numFmt w:val="bullet"/>
-      <w:lvlText w:val="o"/>
-      <w:lvlJc w:val="left"/>
-      <w:pPr>
-        <w:tabs>
-          <w:tab w:val="left" w:pos="1440"/>
-        </w:tabs>
-        <w:ind w:left="1440" w:hanging="360"/>
-      </w:pPr>
-      <w:rPr>
-        <w:rFonts w:ascii="Courier New" w:hAnsi="Courier New" w:hint="default"/>
-        <w:sz w:val="20"/>
-      </w:rPr>
-    </w:lvl>
-    <w:lvl w:ilvl="2" w:tentative="1">
-      <w:start w:val="1"/>
-      <w:numFmt w:val="bullet"/>
-      <w:lvlText w:val=""/>
-      <w:lvlJc w:val="left"/>
-      <w:pPr>
-        <w:tabs>
-          <w:tab w:val="left" w:pos="2160"/>
-        </w:tabs>
-        <w:ind w:left="2160" w:hanging="360"/>
-      </w:pPr>
-      <w:rPr>
-        <w:rFonts w:ascii="Wingdings" w:hAnsi="Wingdings" w:hint="default"/>
-        <w:sz w:val="20"/>
-      </w:rPr>
-    </w:lvl>
-    <w:lvl w:ilvl="3" w:tentative="1">
-      <w:start w:val="1"/>
-      <w:numFmt w:val="bullet"/>
-      <w:lvlText w:val=""/>
-      <w:lvlJc w:val="left"/>
-      <w:pPr>
-        <w:tabs>
-          <w:tab w:val="left" w:pos="2880"/>
-        </w:tabs>
-        <w:ind w:left="2880" w:hanging="360"/>
-      </w:pPr>
-      <w:rPr>
-        <w:rFonts w:ascii="Wingdings" w:hAnsi="Wingdings" w:hint="default"/>
-        <w:sz w:val="20"/>
-      </w:rPr>
-    </w:lvl>
-    <w:lvl w:ilvl="4" w:tentative="1">
-      <w:start w:val="1"/>
-      <w:numFmt w:val="bullet"/>
-      <w:lvlText w:val=""/>
-      <w:lvlJc w:val="left"/>
-      <w:pPr>
-        <w:tabs>
-          <w:tab w:val="left" w:pos="3600"/>
-        </w:tabs>
-        <w:ind w:left="3600" w:hanging="360"/>
-      </w:pPr>
-      <w:rPr>
-        <w:rFonts w:ascii="Wingdings" w:hAnsi="Wingdings" w:hint="default"/>
-        <w:sz w:val="20"/>
-      </w:rPr>
-    </w:lvl>
-    <w:lvl w:ilvl="5" w:tentative="1">
-      <w:start w:val="1"/>
-      <w:numFmt w:val="bullet"/>
-      <w:lvlText w:val=""/>
-      <w:lvlJc w:val="left"/>
-      <w:pPr>
-        <w:tabs>
-          <w:tab w:val="left" w:pos="4320"/>
-        </w:tabs>
-        <w:ind w:left="4320" w:hanging="360"/>
-      </w:pPr>
-      <w:rPr>
-        <w:rFonts w:ascii="Wingdings" w:hAnsi="Wingdings" w:hint="default"/>
-        <w:sz w:val="20"/>
-      </w:rPr>
-    </w:lvl>
-    <w:lvl w:ilvl="6" w:tentative="1">
-      <w:start w:val="1"/>
-      <w:numFmt w:val="bullet"/>
-      <w:lvlText w:val=""/>
-      <w:lvlJc w:val="left"/>
-      <w:pPr>
-        <w:tabs>
-          <w:tab w:val="left" w:pos="5040"/>
-        </w:tabs>
-        <w:ind w:left="5040" w:hanging="360"/>
-      </w:pPr>
-      <w:rPr>
-        <w:rFonts w:ascii="Wingdings" w:hAnsi="Wingdings" w:hint="default"/>
-        <w:sz w:val="20"/>
-      </w:rPr>
-    </w:lvl>
-    <w:lvl w:ilvl="7" w:tentative="1">
-      <w:start w:val="1"/>
-      <w:numFmt w:val="bullet"/>
-      <w:lvlText w:val=""/>
-      <w:lvlJc w:val="left"/>
-      <w:pPr>
-        <w:tabs>
-          <w:tab w:val="left" w:pos="5760"/>
-        </w:tabs>
-        <w:ind w:left="5760" w:hanging="360"/>
-      </w:pPr>
-      <w:rPr>
-        <w:rFonts w:ascii="Wingdings" w:hAnsi="Wingdings" w:hint="default"/>
-        <w:sz w:val="20"/>
-      </w:rPr>
-    </w:lvl>
-    <w:lvl w:ilvl="8" w:tentative="1">
-      <w:start w:val="1"/>
-      <w:numFmt w:val="bullet"/>
-      <w:lvlText w:val=""/>
-      <w:lvlJc w:val="left"/>
-      <w:pPr>
-        <w:tabs>
-          <w:tab w:val="left" w:pos="6480"/>
-        </w:tabs>
-        <w:ind w:left="6480" w:hanging="360"/>
       </w:pPr>
       <w:rPr>
         <w:rFonts w:ascii="Wingdings" w:hAnsi="Wingdings" w:hint="default"/>
@@ -3720,34 +3907,34 @@
     </w:lvl>
   </w:abstractNum>
   <w:num w:numId="1">
+    <w:abstractNumId w:val="7"/>
+  </w:num>
+  <w:num w:numId="2">
+    <w:abstractNumId w:val="1"/>
+  </w:num>
+  <w:num w:numId="3">
+    <w:abstractNumId w:val="3"/>
+  </w:num>
+  <w:num w:numId="4">
+    <w:abstractNumId w:val="0"/>
+  </w:num>
+  <w:num w:numId="5">
+    <w:abstractNumId w:val="2"/>
+  </w:num>
+  <w:num w:numId="6">
+    <w:abstractNumId w:val="6"/>
+  </w:num>
+  <w:num w:numId="7">
+    <w:abstractNumId w:val="9"/>
+  </w:num>
+  <w:num w:numId="8">
     <w:abstractNumId w:val="8"/>
   </w:num>
-  <w:num w:numId="2">
-    <w:abstractNumId w:val="2"/>
-  </w:num>
-  <w:num w:numId="3">
+  <w:num w:numId="9">
     <w:abstractNumId w:val="4"/>
   </w:num>
-  <w:num w:numId="4">
-    <w:abstractNumId w:val="1"/>
-  </w:num>
-  <w:num w:numId="5">
-    <w:abstractNumId w:val="3"/>
-  </w:num>
-  <w:num w:numId="6">
-    <w:abstractNumId w:val="7"/>
-  </w:num>
-  <w:num w:numId="7">
-    <w:abstractNumId w:val="0"/>
-  </w:num>
-  <w:num w:numId="8">
-    <w:abstractNumId w:val="9"/>
-  </w:num>
-  <w:num w:numId="9">
+  <w:num w:numId="10">
     <w:abstractNumId w:val="5"/>
-  </w:num>
-  <w:num w:numId="10">
-    <w:abstractNumId w:val="6"/>
   </w:num>
   <w:num w:numId="11">
     <w:abstractNumId w:val="10"/>

--- a/CURRICULUM VITAE.docx
+++ b/CURRICULUM VITAE.docx
@@ -45,25 +45,85 @@
           </w:p>
           <w:p>
             <w:pPr>
+              <w:spacing w:before="240"/>
+              <w:rPr>
+                <w:rFonts w:asciiTheme="minorHAnsi" w:hAnsiTheme="minorHAnsi" w:cstheme="minorHAnsi"/>
+                <w:sz w:val="28"/>
+              </w:rPr>
+            </w:pPr>
+            <w:r>
+              <w:rPr>
+                <w:rStyle w:val="Heading3Char"/>
+              </w:rPr>
+              <w:t>Gender</w:t>
+            </w:r>
+            <w:r>
+              <w:rPr>
+                <w:rFonts w:asciiTheme="minorHAnsi" w:hAnsiTheme="minorHAnsi" w:cstheme="minorHAnsi"/>
+                <w:sz w:val="28"/>
+              </w:rPr>
+              <w:t>: Male</w:t>
+            </w:r>
+          </w:p>
+          <w:p>
+            <w:pPr>
+              <w:spacing w:before="240"/>
+              <w:rPr>
+                <w:rFonts w:asciiTheme="minorHAnsi" w:hAnsiTheme="minorHAnsi" w:cstheme="minorHAnsi"/>
+                <w:b/>
+                <w:sz w:val="28"/>
+              </w:rPr>
+            </w:pPr>
+            <w:r>
+              <w:rPr>
+                <w:rStyle w:val="Heading3Char"/>
+              </w:rPr>
+              <w:t>ID Number</w:t>
+            </w:r>
+            <w:r>
+              <w:rPr>
+                <w:rFonts w:asciiTheme="minorHAnsi" w:hAnsiTheme="minorHAnsi" w:cstheme="minorHAnsi"/>
+                <w:sz w:val="28"/>
+              </w:rPr>
+              <w:t>: 41328811</w:t>
+            </w:r>
+          </w:p>
+          <w:p>
+            <w:pPr>
+              <w:spacing w:before="240"/>
+              <w:rPr>
+                <w:rFonts w:asciiTheme="minorHAnsi" w:hAnsiTheme="minorHAnsi" w:cstheme="minorHAnsi"/>
+                <w:sz w:val="28"/>
+              </w:rPr>
+            </w:pPr>
+            <w:r>
+              <w:rPr>
+                <w:rStyle w:val="Heading3Char"/>
+              </w:rPr>
+              <w:t>Nationality</w:t>
+            </w:r>
+            <w:r>
+              <w:rPr>
+                <w:rFonts w:asciiTheme="minorHAnsi" w:hAnsiTheme="minorHAnsi" w:cstheme="minorHAnsi"/>
+                <w:sz w:val="28"/>
+              </w:rPr>
+              <w:t>: Kenyan</w:t>
+            </w:r>
+          </w:p>
+          <w:p>
+            <w:pPr>
               <w:pStyle w:val="Heading3"/>
               <w:rPr>
                 <w:rFonts w:ascii="Calibri" w:hAnsi="Calibri" w:cs="Calibri"/>
                 <w:sz w:val="24"/>
-              </w:rPr>
-            </w:pPr>
-          </w:p>
-          <w:p>
-            <w:pPr>
-              <w:pStyle w:val="Heading3"/>
-              <w:rPr>
-                <w:rFonts w:ascii="Calibri" w:hAnsi="Calibri" w:cs="Calibri"/>
-                <w:sz w:val="24"/>
-              </w:rPr>
-            </w:pPr>
-            <w:r>
-              <w:rPr>
-                <w:rFonts w:ascii="Calibri" w:hAnsi="Calibri" w:cs="Calibri"/>
-                <w:sz w:val="24"/>
+                <w:u w:val="single"/>
+              </w:rPr>
+            </w:pPr>
+            <w:r>
+              <w:rPr>
+                <w:rFonts w:ascii="Calibri" w:hAnsi="Calibri" w:cs="Calibri"/>
+                <w:sz w:val="24"/>
+                <w:u w:val="single"/>
               </w:rPr>
               <w:t>Contact</w:t>
             </w:r>
@@ -78,11 +138,17 @@
             </w:pPr>
             <w:r>
               <w:rPr>
-                <w:rFonts w:ascii="Calibri" w:hAnsi="Calibri" w:cs="Calibri"/>
-                <w:sz w:val="24"/>
-                <w:szCs w:val="24"/>
-              </w:rPr>
-              <w:t>PHONE:</w:t>
+                <w:rStyle w:val="Heading3Char"/>
+              </w:rPr>
+              <w:t>PHONE</w:t>
+            </w:r>
+            <w:r>
+              <w:rPr>
+                <w:rFonts w:ascii="Calibri" w:hAnsi="Calibri" w:cs="Calibri"/>
+                <w:sz w:val="24"/>
+                <w:szCs w:val="24"/>
+              </w:rPr>
+              <w:t>:</w:t>
             </w:r>
           </w:p>
           <w:p>
@@ -146,11 +212,17 @@
             </w:pPr>
             <w:r>
               <w:rPr>
-                <w:rFonts w:ascii="Calibri" w:hAnsi="Calibri" w:cs="Calibri"/>
-                <w:sz w:val="24"/>
-                <w:szCs w:val="24"/>
-              </w:rPr>
-              <w:t>EMAIL:</w:t>
+                <w:rStyle w:val="Heading3Char"/>
+              </w:rPr>
+              <w:t>EMAIL</w:t>
+            </w:r>
+            <w:r>
+              <w:rPr>
+                <w:rFonts w:ascii="Calibri" w:hAnsi="Calibri" w:cs="Calibri"/>
+                <w:sz w:val="24"/>
+                <w:szCs w:val="24"/>
+              </w:rPr>
+              <w:t>:</w:t>
             </w:r>
           </w:p>
           <w:p>
@@ -430,42 +502,6 @@
                 <w:rFonts w:ascii="Calibri" w:hAnsi="Calibri" w:cs="Calibri"/>
                 <w:sz w:val="24"/>
                 <w:szCs w:val="24"/>
-              </w:rPr>
-            </w:pPr>
-          </w:p>
-          <w:p>
-            <w:pPr>
-              <w:pStyle w:val="Heading3"/>
-              <w:rPr>
-                <w:rFonts w:ascii="Calibri" w:hAnsi="Calibri" w:cs="Calibri"/>
-                <w:sz w:val="24"/>
-              </w:rPr>
-            </w:pPr>
-          </w:p>
-          <w:p>
-            <w:pPr>
-              <w:pStyle w:val="Heading3"/>
-              <w:rPr>
-                <w:rFonts w:ascii="Calibri" w:hAnsi="Calibri" w:cs="Calibri"/>
-                <w:sz w:val="24"/>
-              </w:rPr>
-            </w:pPr>
-          </w:p>
-          <w:p>
-            <w:pPr>
-              <w:pStyle w:val="Heading3"/>
-              <w:rPr>
-                <w:rFonts w:ascii="Calibri" w:hAnsi="Calibri" w:cs="Calibri"/>
-                <w:sz w:val="24"/>
-              </w:rPr>
-            </w:pPr>
-          </w:p>
-          <w:p>
-            <w:pPr>
-              <w:pStyle w:val="Heading3"/>
-              <w:rPr>
-                <w:rFonts w:ascii="Calibri" w:hAnsi="Calibri" w:cs="Calibri"/>
-                <w:sz w:val="24"/>
               </w:rPr>
             </w:pPr>
           </w:p>
@@ -749,6 +785,7 @@
               </w:rPr>
               <w:t xml:space="preserve">Madam </w:t>
             </w:r>
+            <w:proofErr w:type="spellStart"/>
             <w:r>
               <w:rPr>
                 <w:rFonts w:ascii="Calibri" w:hAnsi="Calibri" w:cs="Calibri"/>
@@ -757,15 +794,22 @@
               </w:rPr>
               <w:t>Jos</w:t>
             </w:r>
-            <w:bookmarkStart w:id="0" w:name="_GoBack"/>
-            <w:bookmarkEnd w:id="0"/>
-            <w:r>
-              <w:rPr>
-                <w:rFonts w:ascii="Calibri" w:hAnsi="Calibri" w:cs="Calibri"/>
-                <w:sz w:val="28"/>
-                <w:szCs w:val="24"/>
-              </w:rPr>
-              <w:t xml:space="preserve">phine </w:t>
+            <w:r>
+              <w:rPr>
+                <w:rFonts w:ascii="Calibri" w:hAnsi="Calibri" w:cs="Calibri"/>
+                <w:sz w:val="28"/>
+                <w:szCs w:val="24"/>
+              </w:rPr>
+              <w:t>phine</w:t>
+            </w:r>
+            <w:proofErr w:type="spellEnd"/>
+            <w:r>
+              <w:rPr>
+                <w:rFonts w:ascii="Calibri" w:hAnsi="Calibri" w:cs="Calibri"/>
+                <w:sz w:val="28"/>
+                <w:szCs w:val="24"/>
+              </w:rPr>
+              <w:t xml:space="preserve"> </w:t>
             </w:r>
             <w:proofErr w:type="spellStart"/>
             <w:r>
@@ -1147,6 +1191,7 @@
           <w:p>
             <w:pPr>
               <w:pStyle w:val="Title"/>
+              <w:spacing w:before="240"/>
               <w:rPr>
                 <w:rFonts w:ascii="Calibri" w:hAnsi="Calibri" w:cs="Calibri"/>
                 <w:b/>
@@ -1171,92 +1216,70 @@
               <w:pStyle w:val="Heading2"/>
               <w:rPr>
                 <w:rFonts w:ascii="Calibri" w:hAnsi="Calibri" w:cs="Calibri"/>
-                <w:sz w:val="24"/>
-                <w:szCs w:val="24"/>
-              </w:rPr>
-            </w:pPr>
-            <w:r>
-              <w:rPr>
-                <w:rFonts w:ascii="Calibri" w:hAnsi="Calibri" w:cs="Calibri"/>
                 <w:color w:val="7030A0"/>
-                <w:sz w:val="24"/>
+                <w:szCs w:val="24"/>
+              </w:rPr>
+            </w:pPr>
+            <w:r>
+              <w:rPr>
+                <w:rFonts w:ascii="Calibri" w:hAnsi="Calibri" w:cs="Calibri"/>
+                <w:color w:val="7030A0"/>
                 <w:szCs w:val="24"/>
               </w:rPr>
               <w:t>PROFESSIONAL SUMMARY</w:t>
             </w:r>
           </w:p>
+          <w:p/>
+          <w:p>
+            <w:pPr>
+              <w:rPr>
+                <w:rFonts w:asciiTheme="minorHAnsi" w:hAnsiTheme="minorHAnsi" w:cstheme="minorHAnsi"/>
+                <w:b/>
+                <w:bCs/>
+                <w:caps/>
+                <w:sz w:val="24"/>
+                <w:szCs w:val="24"/>
+              </w:rPr>
+            </w:pPr>
+            <w:r>
+              <w:rPr>
+                <w:rFonts w:asciiTheme="minorHAnsi" w:hAnsiTheme="minorHAnsi" w:cstheme="minorHAnsi"/>
+                <w:sz w:val="24"/>
+                <w:szCs w:val="24"/>
+              </w:rPr>
+              <w:t>An</w:t>
+            </w:r>
+            <w:r>
+              <w:rPr>
+                <w:rFonts w:asciiTheme="minorHAnsi" w:hAnsiTheme="minorHAnsi" w:cstheme="minorHAnsi"/>
+                <w:sz w:val="24"/>
+                <w:szCs w:val="24"/>
+              </w:rPr>
+              <w:t xml:space="preserve"> </w:t>
+            </w:r>
+            <w:r>
+              <w:rPr>
+                <w:rFonts w:asciiTheme="minorHAnsi" w:hAnsiTheme="minorHAnsi" w:cstheme="minorHAnsi"/>
+                <w:sz w:val="24"/>
+                <w:szCs w:val="24"/>
+              </w:rPr>
+              <w:t xml:space="preserve">aspiring ICT professional who has hands </w:t>
+            </w:r>
+            <w:r>
+              <w:rPr>
+                <w:rFonts w:asciiTheme="minorHAnsi" w:hAnsiTheme="minorHAnsi" w:cstheme="minorHAnsi"/>
+                <w:sz w:val="24"/>
+                <w:szCs w:val="24"/>
+              </w:rPr>
+              <w:t>on experience in web development and is well versed with programming concepts. Skilled in HTML, CSS, JavaScript, and PHP and has the ability to develop efficient and easy-to-use software applications. Shows excellent troubleshooting skills, precision in work, and dedication towards acquiring knowledge in the field of technology.</w:t>
+            </w:r>
+          </w:p>
           <w:p>
             <w:pPr>
               <w:pStyle w:val="Heading2"/>
               <w:rPr>
                 <w:rFonts w:ascii="Calibri" w:hAnsi="Calibri" w:cs="Calibri"/>
-                <w:b w:val="0"/>
-                <w:bCs w:val="0"/>
-                <w:caps w:val="0"/>
-                <w:sz w:val="24"/>
-                <w:szCs w:val="24"/>
-              </w:rPr>
-            </w:pPr>
-            <w:r>
-              <w:rPr>
-                <w:rFonts w:ascii="Calibri" w:hAnsi="Calibri" w:cs="Calibri"/>
-                <w:b w:val="0"/>
-                <w:bCs w:val="0"/>
-                <w:caps w:val="0"/>
-                <w:sz w:val="24"/>
-                <w:szCs w:val="24"/>
-              </w:rPr>
-              <w:t>An</w:t>
-            </w:r>
-            <w:r>
-              <w:rPr>
-                <w:rFonts w:ascii="Calibri" w:hAnsi="Calibri" w:cs="Calibri"/>
-                <w:b w:val="0"/>
-                <w:bCs w:val="0"/>
-                <w:caps w:val="0"/>
-                <w:sz w:val="24"/>
-                <w:szCs w:val="24"/>
-              </w:rPr>
-              <w:t xml:space="preserve"> </w:t>
-            </w:r>
-            <w:r>
-              <w:rPr>
-                <w:rFonts w:asciiTheme="minorHAnsi" w:hAnsiTheme="minorHAnsi" w:cstheme="minorHAnsi"/>
-                <w:b w:val="0"/>
-                <w:caps w:val="0"/>
-              </w:rPr>
-              <w:t>aspiring</w:t>
-            </w:r>
-            <w:r>
-              <w:rPr>
-                <w:rFonts w:ascii="Calibri" w:hAnsi="Calibri" w:cs="Calibri"/>
-                <w:b w:val="0"/>
-                <w:bCs w:val="0"/>
-                <w:caps w:val="0"/>
-                <w:sz w:val="24"/>
-                <w:szCs w:val="24"/>
-              </w:rPr>
-              <w:t xml:space="preserve"> ICT professional who has hands </w:t>
-            </w:r>
-            <w:r>
-              <w:rPr>
-                <w:rFonts w:ascii="Calibri" w:hAnsi="Calibri" w:cs="Calibri"/>
-                <w:b w:val="0"/>
-                <w:bCs w:val="0"/>
-                <w:caps w:val="0"/>
-                <w:sz w:val="24"/>
-                <w:szCs w:val="24"/>
-              </w:rPr>
-              <w:t>on experience in web development and is well versed with programming concepts. Skilled in HTML, CSS, JavaScript, and PHP and has the ability to develop efficient and easy-to-use software applications. Shows excellent troubleshooting skills, precision in work, and dedication towards acquiring knowledge in the field of technology.</w:t>
-            </w:r>
-          </w:p>
-          <w:p>
-            <w:pPr>
-              <w:pStyle w:val="Heading2"/>
-              <w:rPr>
-                <w:rFonts w:ascii="Calibri" w:hAnsi="Calibri" w:cs="Calibri"/>
                 <w:color w:val="7030A0"/>
-                <w:sz w:val="24"/>
                 <w:szCs w:val="24"/>
               </w:rPr>
             </w:pPr>
@@ -1264,10 +1287,19 @@
               <w:rPr>
                 <w:rFonts w:ascii="Calibri" w:hAnsi="Calibri" w:cs="Calibri"/>
                 <w:color w:val="7030A0"/>
-                <w:sz w:val="24"/>
-                <w:szCs w:val="24"/>
-              </w:rPr>
-              <w:t>EDUCATION</w:t>
+                <w:szCs w:val="24"/>
+              </w:rPr>
+              <w:t>EDUCA</w:t>
+            </w:r>
+            <w:bookmarkStart w:id="0" w:name="_GoBack"/>
+            <w:bookmarkEnd w:id="0"/>
+            <w:r>
+              <w:rPr>
+                <w:rFonts w:ascii="Calibri" w:hAnsi="Calibri" w:cs="Calibri"/>
+                <w:color w:val="7030A0"/>
+                <w:szCs w:val="24"/>
+              </w:rPr>
+              <w:t>TION</w:t>
             </w:r>
           </w:p>
           <w:p>
@@ -1532,7 +1564,6 @@
               <w:rPr>
                 <w:rFonts w:ascii="Calibri" w:hAnsi="Calibri" w:cs="Calibri"/>
                 <w:color w:val="7030A0"/>
-                <w:sz w:val="24"/>
                 <w:szCs w:val="24"/>
               </w:rPr>
             </w:pPr>
@@ -1540,7 +1571,6 @@
               <w:rPr>
                 <w:rFonts w:ascii="Calibri" w:hAnsi="Calibri" w:cs="Calibri"/>
                 <w:color w:val="7030A0"/>
-                <w:sz w:val="24"/>
                 <w:szCs w:val="24"/>
               </w:rPr>
               <w:t>professional experience</w:t>
@@ -1793,7 +1823,6 @@
             <w:r>
               <w:rPr>
                 <w:color w:val="7030A0"/>
-                <w:sz w:val="24"/>
               </w:rPr>
               <w:lastRenderedPageBreak/>
               <w:t>LEADERSHIP &amp; EXTRACURRICULAR</w:t>
@@ -2133,13 +2162,11 @@
               <w:pStyle w:val="Heading2"/>
               <w:rPr>
                 <w:color w:val="7030A0"/>
-                <w:sz w:val="24"/>
               </w:rPr>
             </w:pPr>
             <w:r>
               <w:rPr>
                 <w:color w:val="7030A0"/>
-                <w:sz w:val="24"/>
               </w:rPr>
               <w:t>CORE COMPETENCIES</w:t>
             </w:r>
@@ -2268,13 +2295,11 @@
               <w:pStyle w:val="Heading2"/>
               <w:rPr>
                 <w:color w:val="7030A0"/>
-                <w:sz w:val="24"/>
               </w:rPr>
             </w:pPr>
             <w:r>
               <w:rPr>
                 <w:color w:val="7030A0"/>
-                <w:sz w:val="24"/>
               </w:rPr>
               <w:t>LANGUAGES</w:t>
             </w:r>
@@ -4368,6 +4393,7 @@
     <w:link w:val="Heading2Char"/>
     <w:uiPriority w:val="9"/>
     <w:qFormat/>
+    <w:rsid w:val="00AE3C03"/>
     <w:pPr>
       <w:keepNext/>
       <w:keepLines/>
@@ -4381,7 +4407,7 @@
       <w:b/>
       <w:bCs/>
       <w:caps/>
-      <w:sz w:val="22"/>
+      <w:sz w:val="24"/>
       <w:szCs w:val="26"/>
     </w:rPr>
   </w:style>
@@ -4452,12 +4478,11 @@
     <w:basedOn w:val="DefaultParagraphFont"/>
     <w:link w:val="Heading2"/>
     <w:uiPriority w:val="9"/>
+    <w:rsid w:val="00AE3C03"/>
     <w:rPr>
-      <w:rFonts w:ascii="Century Gothic" w:eastAsia="Meiryo" w:hAnsi="Century Gothic" w:cs="SimSun"/>
       <w:b/>
       <w:bCs/>
       <w:caps/>
-      <w:sz w:val="22"/>
       <w:szCs w:val="26"/>
     </w:rPr>
   </w:style>
